--- a/docs/B_KyThuat_ConnectionTest_DuyetKetQua.docx
+++ b/docs/B_KyThuat_ConnectionTest_DuyetKetQua.docx
@@ -5147,6 +5147,517 @@
           <w:rFonts w:ascii="Arial" w:cs="Arial" w:eastAsia="Arial" w:hAnsi="Arial"/>
         </w:rPr>
         <w:t xml:space="preserve"> (layout XML cũ không chứa 2 cột mới). 2 cột đặt cuối cây để không làm lệch layout cột người dùng đã lưu.</w:t>
+      </w:r>
+    </w:p>
+    <w:p>
+      <w:pPr>
+        <w:pStyle w:val="Heading3"/>
+        <w:spacing w:before="180" w:after="100"/>
+      </w:pPr>
+      <w:r>
+        <w:rPr>
+          <w:rFonts w:ascii="Arial" w:cs="Arial" w:eastAsia="Arial" w:hAnsi="Arial"/>
+        </w:rPr>
+        <w:t xml:space="preserve">Điều kiện hiển thị (code)</w:t>
+      </w:r>
+    </w:p>
+    <w:p>
+      <w:pPr>
+        <w:shd w:fill="F3F4F6" w:color="auto" w:val="clear"/>
+        <w:spacing w:after="0" w:before="60" w:line="260"/>
+        <w:ind w:left="120" w:right="120"/>
+      </w:pPr>
+      <w:r>
+        <w:rPr>
+          <w:rFonts w:ascii="Consolas" w:cs="Consolas" w:eastAsia="Consolas" w:hAnsi="Consolas"/>
+          <w:sz w:val="18"/>
+          <w:szCs w:val="18"/>
+        </w:rPr>
+        <w:t xml:space="preserve">// UC_ConnectionTest___DuyetKetQua.cs — InitApproveResultControls()</w:t>
+      </w:r>
+    </w:p>
+    <w:p>
+      <w:pPr>
+        <w:shd w:fill="F3F4F6" w:color="auto" w:val="clear"/>
+        <w:spacing w:after="0" w:before="0" w:line="260"/>
+        <w:ind w:left="120" w:right="120"/>
+      </w:pPr>
+      <w:r>
+        <w:rPr>
+          <w:rFonts w:ascii="Consolas" w:cs="Consolas" w:eastAsia="Consolas" w:hAnsi="Consolas"/>
+          <w:sz w:val="18"/>
+          <w:szCs w:val="18"/>
+        </w:rPr>
+        <w:t xml:space="preserve">bool isVisible = LisConfigCFG.SHOW_BUTTON_APPROVE == "1" || LisConfigCFG.MUST_APPROVE_RESULT == "1";</w:t>
+      </w:r>
+    </w:p>
+    <w:p>
+      <w:pPr>
+        <w:shd w:fill="F3F4F6" w:color="auto" w:val="clear"/>
+        <w:spacing w:after="0" w:before="0" w:line="260"/>
+        <w:ind w:left="120" w:right="120"/>
+      </w:pPr>
+      <w:r>
+        <w:rPr>
+          <w:rFonts w:ascii="Consolas" w:cs="Consolas" w:eastAsia="Consolas" w:hAnsi="Consolas"/>
+          <w:sz w:val="18"/>
+          <w:szCs w:val="18"/>
+        </w:rPr>
+        <w:t xml:space="preserve">lciApproveResult.Visibility = isVisible ? LayoutVisibility.Always : LayoutVisibility.Never;</w:t>
+      </w:r>
+    </w:p>
+    <w:p>
+      <w:pPr>
+        <w:shd w:fill="F3F4F6" w:color="auto" w:val="clear"/>
+        <w:spacing w:after="0" w:before="0" w:line="260"/>
+        <w:ind w:left="120" w:right="120"/>
+      </w:pPr>
+      <w:r>
+        <w:rPr>
+          <w:rFonts w:ascii="Consolas" w:cs="Consolas" w:eastAsia="Consolas" w:hAnsi="Consolas"/>
+          <w:sz w:val="18"/>
+          <w:szCs w:val="18"/>
+        </w:rPr>
+        <w:t xml:space="preserve">colResultApprover.Visible = colResultApproveTime.Visible = isVisible;</w:t>
+      </w:r>
+    </w:p>
+    <w:p>
+      <w:pPr>
+        <w:spacing w:after="80"/>
+      </w:pPr>
+    </w:p>
+    <w:tbl>
+      <w:tblPr>
+        <w:tblW w:type="dxa" w:w="9638"/>
+        <w:tblBorders>
+          <w:top w:val="single" w:color="auto" w:sz="4"/>
+          <w:left w:val="single" w:color="auto" w:sz="4"/>
+          <w:bottom w:val="single" w:color="auto" w:sz="4"/>
+          <w:right w:val="single" w:color="auto" w:sz="4"/>
+          <w:insideH w:val="single" w:color="auto" w:sz="4"/>
+          <w:insideV w:val="single" w:color="auto" w:sz="4"/>
+        </w:tblBorders>
+      </w:tblPr>
+      <w:tblGrid>
+        <w:gridCol w:w="3084"/>
+        <w:gridCol w:w="4241"/>
+        <w:gridCol w:w="2313"/>
+      </w:tblGrid>
+      <w:tr>
+        <w:trPr>
+          <w:tblHeader/>
+        </w:trPr>
+        <w:tc>
+          <w:tcPr>
+            <w:tcW w:type="dxa" w:w="3084"/>
+            <w:tcBorders>
+              <w:top w:val="single" w:color="BFBFBF" w:sz="4"/>
+              <w:left w:val="single" w:color="BFBFBF" w:sz="4"/>
+              <w:bottom w:val="single" w:color="BFBFBF" w:sz="4"/>
+              <w:right w:val="single" w:color="BFBFBF" w:sz="4"/>
+            </w:tcBorders>
+            <w:shd w:fill="DCE6F1" w:color="auto" w:val="clear"/>
+            <w:tcMar>
+              <w:top w:type="dxa" w:w="60"/>
+              <w:left w:type="dxa" w:w="100"/>
+              <w:bottom w:type="dxa" w:w="60"/>
+              <w:right w:type="dxa" w:w="100"/>
+            </w:tcMar>
+          </w:tcPr>
+          <w:p>
+            <w:pPr>
+              <w:spacing w:after="20"/>
+            </w:pPr>
+            <w:r>
+              <w:rPr>
+                <w:rFonts w:ascii="Arial" w:cs="Arial" w:eastAsia="Arial" w:hAnsi="Arial"/>
+                <w:b/>
+                <w:bCs/>
+                <w:sz w:val="20"/>
+                <w:szCs w:val="20"/>
+              </w:rPr>
+              <w:t xml:space="preserve">Biến</w:t>
+            </w:r>
+          </w:p>
+        </w:tc>
+        <w:tc>
+          <w:tcPr>
+            <w:tcW w:type="dxa" w:w="4241"/>
+            <w:tcBorders>
+              <w:top w:val="single" w:color="BFBFBF" w:sz="4"/>
+              <w:left w:val="single" w:color="BFBFBF" w:sz="4"/>
+              <w:bottom w:val="single" w:color="BFBFBF" w:sz="4"/>
+              <w:right w:val="single" w:color="BFBFBF" w:sz="4"/>
+            </w:tcBorders>
+            <w:shd w:fill="DCE6F1" w:color="auto" w:val="clear"/>
+            <w:tcMar>
+              <w:top w:type="dxa" w:w="60"/>
+              <w:left w:type="dxa" w:w="100"/>
+              <w:bottom w:type="dxa" w:w="60"/>
+              <w:right w:type="dxa" w:w="100"/>
+            </w:tcMar>
+          </w:tcPr>
+          <w:p>
+            <w:pPr>
+              <w:spacing w:after="20"/>
+            </w:pPr>
+            <w:r>
+              <w:rPr>
+                <w:rFonts w:ascii="Arial" w:cs="Arial" w:eastAsia="Arial" w:hAnsi="Arial"/>
+                <w:b/>
+                <w:bCs/>
+                <w:sz w:val="20"/>
+                <w:szCs w:val="20"/>
+              </w:rPr>
+              <w:t xml:space="preserve">Config key (LisConfigs)</w:t>
+            </w:r>
+          </w:p>
+        </w:tc>
+        <w:tc>
+          <w:tcPr>
+            <w:tcW w:type="dxa" w:w="2313"/>
+            <w:tcBorders>
+              <w:top w:val="single" w:color="BFBFBF" w:sz="4"/>
+              <w:left w:val="single" w:color="BFBFBF" w:sz="4"/>
+              <w:bottom w:val="single" w:color="BFBFBF" w:sz="4"/>
+              <w:right w:val="single" w:color="BFBFBF" w:sz="4"/>
+            </w:tcBorders>
+            <w:shd w:fill="DCE6F1" w:color="auto" w:val="clear"/>
+            <w:tcMar>
+              <w:top w:type="dxa" w:w="60"/>
+              <w:left w:type="dxa" w:w="100"/>
+              <w:bottom w:type="dxa" w:w="60"/>
+              <w:right w:type="dxa" w:w="100"/>
+            </w:tcMar>
+          </w:tcPr>
+          <w:p>
+            <w:pPr>
+              <w:spacing w:after="20"/>
+            </w:pPr>
+            <w:r>
+              <w:rPr>
+                <w:rFonts w:ascii="Arial" w:cs="Arial" w:eastAsia="Arial" w:hAnsi="Arial"/>
+                <w:b/>
+                <w:bCs/>
+                <w:sz w:val="20"/>
+                <w:szCs w:val="20"/>
+              </w:rPr>
+              <w:t xml:space="preserve">Nạp</w:t>
+            </w:r>
+          </w:p>
+        </w:tc>
+      </w:tr>
+      <w:tr>
+        <w:tc>
+          <w:tcPr>
+            <w:tcW w:type="dxa" w:w="3084"/>
+            <w:tcBorders>
+              <w:top w:val="single" w:color="BFBFBF" w:sz="4"/>
+              <w:left w:val="single" w:color="BFBFBF" w:sz="4"/>
+              <w:bottom w:val="single" w:color="BFBFBF" w:sz="4"/>
+              <w:right w:val="single" w:color="BFBFBF" w:sz="4"/>
+            </w:tcBorders>
+            <w:tcMar>
+              <w:top w:type="dxa" w:w="60"/>
+              <w:left w:type="dxa" w:w="100"/>
+              <w:bottom w:type="dxa" w:w="60"/>
+              <w:right w:type="dxa" w:w="100"/>
+            </w:tcMar>
+          </w:tcPr>
+          <w:p>
+            <w:pPr>
+              <w:spacing w:after="20"/>
+            </w:pPr>
+            <w:r>
+              <w:rPr>
+                <w:rFonts w:ascii="Arial" w:cs="Arial" w:eastAsia="Arial" w:hAnsi="Arial"/>
+                <w:sz w:val="20"/>
+                <w:szCs w:val="20"/>
+              </w:rPr>
+              <w:t xml:space="preserve">LisConfigCFG.MUST_APPROVE_RESULT</w:t>
+            </w:r>
+          </w:p>
+        </w:tc>
+        <w:tc>
+          <w:tcPr>
+            <w:tcW w:type="dxa" w:w="4241"/>
+            <w:tcBorders>
+              <w:top w:val="single" w:color="BFBFBF" w:sz="4"/>
+              <w:left w:val="single" w:color="BFBFBF" w:sz="4"/>
+              <w:bottom w:val="single" w:color="BFBFBF" w:sz="4"/>
+              <w:right w:val="single" w:color="BFBFBF" w:sz="4"/>
+            </w:tcBorders>
+            <w:tcMar>
+              <w:top w:type="dxa" w:w="60"/>
+              <w:left w:type="dxa" w:w="100"/>
+              <w:bottom w:type="dxa" w:w="60"/>
+              <w:right w:type="dxa" w:w="100"/>
+            </w:tcMar>
+          </w:tcPr>
+          <w:p>
+            <w:pPr>
+              <w:spacing w:after="20"/>
+            </w:pPr>
+            <w:r>
+              <w:rPr>
+                <w:rFonts w:ascii="Arial" w:cs="Arial" w:eastAsia="Arial" w:hAnsi="Arial"/>
+                <w:sz w:val="20"/>
+                <w:szCs w:val="20"/>
+              </w:rPr>
+              <w:t xml:space="preserve">LIS.LIS_SAMPLE.MUST_APPROVE_RESULT_BEFORE_RETURN</w:t>
+            </w:r>
+          </w:p>
+        </w:tc>
+        <w:tc>
+          <w:tcPr>
+            <w:tcW w:type="dxa" w:w="2313"/>
+            <w:tcBorders>
+              <w:top w:val="single" w:color="BFBFBF" w:sz="4"/>
+              <w:left w:val="single" w:color="BFBFBF" w:sz="4"/>
+              <w:bottom w:val="single" w:color="BFBFBF" w:sz="4"/>
+              <w:right w:val="single" w:color="BFBFBF" w:sz="4"/>
+            </w:tcBorders>
+            <w:tcMar>
+              <w:top w:type="dxa" w:w="60"/>
+              <w:left w:type="dxa" w:w="100"/>
+              <w:bottom w:type="dxa" w:w="60"/>
+              <w:right w:type="dxa" w:w="100"/>
+            </w:tcMar>
+          </w:tcPr>
+          <w:p>
+            <w:pPr>
+              <w:spacing w:after="20"/>
+            </w:pPr>
+            <w:r>
+              <w:rPr>
+                <w:rFonts w:ascii="Arial" w:cs="Arial" w:eastAsia="Arial" w:hAnsi="Arial"/>
+                <w:sz w:val="20"/>
+                <w:szCs w:val="20"/>
+              </w:rPr>
+              <w:t xml:space="preserve">LisConfigCFG.LoadConfig() khi khởi tạo UC</w:t>
+            </w:r>
+          </w:p>
+        </w:tc>
+      </w:tr>
+      <w:tr>
+        <w:tc>
+          <w:tcPr>
+            <w:tcW w:type="dxa" w:w="3084"/>
+            <w:tcBorders>
+              <w:top w:val="single" w:color="BFBFBF" w:sz="4"/>
+              <w:left w:val="single" w:color="BFBFBF" w:sz="4"/>
+              <w:bottom w:val="single" w:color="BFBFBF" w:sz="4"/>
+              <w:right w:val="single" w:color="BFBFBF" w:sz="4"/>
+            </w:tcBorders>
+            <w:tcMar>
+              <w:top w:type="dxa" w:w="60"/>
+              <w:left w:type="dxa" w:w="100"/>
+              <w:bottom w:type="dxa" w:w="60"/>
+              <w:right w:type="dxa" w:w="100"/>
+            </w:tcMar>
+          </w:tcPr>
+          <w:p>
+            <w:pPr>
+              <w:spacing w:after="20"/>
+            </w:pPr>
+            <w:r>
+              <w:rPr>
+                <w:rFonts w:ascii="Arial" w:cs="Arial" w:eastAsia="Arial" w:hAnsi="Arial"/>
+                <w:sz w:val="20"/>
+                <w:szCs w:val="20"/>
+              </w:rPr>
+              <w:t xml:space="preserve">LisConfigCFG.SHOW_BUTTON_APPROVE</w:t>
+            </w:r>
+          </w:p>
+        </w:tc>
+        <w:tc>
+          <w:tcPr>
+            <w:tcW w:type="dxa" w:w="4241"/>
+            <w:tcBorders>
+              <w:top w:val="single" w:color="BFBFBF" w:sz="4"/>
+              <w:left w:val="single" w:color="BFBFBF" w:sz="4"/>
+              <w:bottom w:val="single" w:color="BFBFBF" w:sz="4"/>
+              <w:right w:val="single" w:color="BFBFBF" w:sz="4"/>
+            </w:tcBorders>
+            <w:tcMar>
+              <w:top w:type="dxa" w:w="60"/>
+              <w:left w:type="dxa" w:w="100"/>
+              <w:bottom w:type="dxa" w:w="60"/>
+              <w:right w:type="dxa" w:w="100"/>
+            </w:tcMar>
+          </w:tcPr>
+          <w:p>
+            <w:pPr>
+              <w:spacing w:after="20"/>
+            </w:pPr>
+            <w:r>
+              <w:rPr>
+                <w:rFonts w:ascii="Arial" w:cs="Arial" w:eastAsia="Arial" w:hAnsi="Arial"/>
+                <w:sz w:val="20"/>
+                <w:szCs w:val="20"/>
+              </w:rPr>
+              <w:t xml:space="preserve">LIS.LIS_SAMPLE.IS_SHOW_BUTTON_APPROVE_SAMPLE</w:t>
+            </w:r>
+          </w:p>
+        </w:tc>
+        <w:tc>
+          <w:tcPr>
+            <w:tcW w:type="dxa" w:w="2313"/>
+            <w:tcBorders>
+              <w:top w:val="single" w:color="BFBFBF" w:sz="4"/>
+              <w:left w:val="single" w:color="BFBFBF" w:sz="4"/>
+              <w:bottom w:val="single" w:color="BFBFBF" w:sz="4"/>
+              <w:right w:val="single" w:color="BFBFBF" w:sz="4"/>
+            </w:tcBorders>
+            <w:tcMar>
+              <w:top w:type="dxa" w:w="60"/>
+              <w:left w:type="dxa" w:w="100"/>
+              <w:bottom w:type="dxa" w:w="60"/>
+              <w:right w:type="dxa" w:w="100"/>
+            </w:tcMar>
+          </w:tcPr>
+          <w:p>
+            <w:pPr>
+              <w:spacing w:after="20"/>
+            </w:pPr>
+            <w:r>
+              <w:rPr>
+                <w:rFonts w:ascii="Arial" w:cs="Arial" w:eastAsia="Arial" w:hAnsi="Arial"/>
+                <w:sz w:val="20"/>
+                <w:szCs w:val="20"/>
+              </w:rPr>
+              <w:t xml:space="preserve">LisConfigCFG.LoadConfig() khi khởi tạo UC</w:t>
+            </w:r>
+          </w:p>
+        </w:tc>
+      </w:tr>
+    </w:tbl>
+    <w:p>
+      <w:pPr>
+        <w:spacing w:after="120"/>
+      </w:pPr>
+    </w:p>
+    <w:p>
+      <w:pPr>
+        <w:pStyle w:val="ListParagraph"/>
+        <w:numPr>
+          <w:ilvl w:val="0"/>
+          <w:numId w:val="2"/>
+        </w:numPr>
+        <w:spacing w:after="60"/>
+      </w:pPr>
+      <w:r>
+        <w:rPr>
+          <w:rFonts w:ascii="Arial" w:cs="Arial" w:eastAsia="Arial" w:hAnsi="Arial"/>
+        </w:rPr>
+        <w:t xml:space="preserve">Config chỉ đọc 1 lần lúc mở màn hình → đổi config phải mở lại màn hình.</w:t>
+      </w:r>
+    </w:p>
+    <w:p>
+      <w:pPr>
+        <w:pStyle w:val="ListParagraph"/>
+        <w:numPr>
+          <w:ilvl w:val="0"/>
+          <w:numId w:val="2"/>
+        </w:numPr>
+        <w:spacing w:after="60"/>
+      </w:pPr>
+      <w:r>
+        <w:rPr>
+          <w:rFonts w:ascii="Arial" w:cs="Arial" w:eastAsia="Arial" w:hAnsi="Arial"/>
+        </w:rPr>
+        <w:t xml:space="preserve">Khi hiển thị: Enabled/Caption do </w:t>
+      </w:r>
+      <w:r>
+        <w:rPr>
+          <w:rFonts w:ascii="Consolas" w:cs="Consolas" w:eastAsia="Consolas" w:hAnsi="Consolas"/>
+          <w:color w:val="7B2C2C"/>
+          <w:sz w:val="19"/>
+          <w:szCs w:val="19"/>
+        </w:rPr>
+        <w:t xml:space="preserve">UpdateApproveResultButton()</w:t>
+      </w:r>
+      <w:r>
+        <w:rPr>
+          <w:rFonts w:ascii="Arial" w:cs="Arial" w:eastAsia="Arial" w:hAnsi="Arial"/>
+        </w:rPr>
+        <w:t xml:space="preserve"> quyết định theo SAMPLE_STT_ID của mẫu đang chọn (mục 6.2); gọi ở </w:t>
+      </w:r>
+      <w:r>
+        <w:rPr>
+          <w:rFonts w:ascii="Consolas" w:cs="Consolas" w:eastAsia="Consolas" w:hAnsi="Consolas"/>
+          <w:color w:val="7B2C2C"/>
+          <w:sz w:val="19"/>
+          <w:szCs w:val="19"/>
+        </w:rPr>
+        <w:t xml:space="preserve">RowClick</w:t>
+      </w:r>
+      <w:r>
+        <w:rPr>
+          <w:rFonts w:ascii="Arial" w:cs="Arial" w:eastAsia="Arial" w:hAnsi="Arial"/>
+        </w:rPr>
+        <w:t xml:space="preserve">, sau Duyệt/Hủy duyệt và trong </w:t>
+      </w:r>
+      <w:r>
+        <w:rPr>
+          <w:rFonts w:ascii="Consolas" w:cs="Consolas" w:eastAsia="Consolas" w:hAnsi="Consolas"/>
+          <w:color w:val="7B2C2C"/>
+          <w:sz w:val="19"/>
+          <w:szCs w:val="19"/>
+        </w:rPr>
+        <w:t xml:space="preserve">InitApproveResultControls</w:t>
+      </w:r>
+      <w:r>
+        <w:rPr>
+          <w:rFonts w:ascii="Arial" w:cs="Arial" w:eastAsia="Arial" w:hAnsi="Arial"/>
+        </w:rPr>
+        <w:t xml:space="preserve">.</w:t>
+      </w:r>
+    </w:p>
+    <w:p>
+      <w:pPr>
+        <w:pStyle w:val="ListParagraph"/>
+        <w:numPr>
+          <w:ilvl w:val="0"/>
+          <w:numId w:val="2"/>
+        </w:numPr>
+        <w:spacing w:after="60"/>
+      </w:pPr>
+      <w:r>
+        <w:rPr>
+          <w:rFonts w:ascii="Arial" w:cs="Arial" w:eastAsia="Arial" w:hAnsi="Arial"/>
+        </w:rPr>
+        <w:t xml:space="preserve">Chẩn đoán nhanh: lưới mẫu có cột "Duyệt KQ" (</w:t>
+      </w:r>
+      <w:r>
+        <w:rPr>
+          <w:rFonts w:ascii="Consolas" w:cs="Consolas" w:eastAsia="Consolas" w:hAnsi="Consolas"/>
+          <w:color w:val="7B2C2C"/>
+          <w:sz w:val="19"/>
+          <w:szCs w:val="19"/>
+        </w:rPr>
+        <w:t xml:space="preserve">gc_ApproveResult</w:t>
+      </w:r>
+      <w:r>
+        <w:rPr>
+          <w:rFonts w:ascii="Arial" w:cs="Arial" w:eastAsia="Arial" w:hAnsi="Arial"/>
+        </w:rPr>
+        <w:t xml:space="preserve">) mà khu kết quả không có nút → máy trạm chưa nhận DLL </w:t>
+      </w:r>
+      <w:r>
+        <w:rPr>
+          <w:rFonts w:ascii="Consolas" w:cs="Consolas" w:eastAsia="Consolas" w:hAnsi="Consolas"/>
+          <w:color w:val="7B2C2C"/>
+          <w:sz w:val="19"/>
+          <w:szCs w:val="19"/>
+        </w:rPr>
+        <w:t xml:space="preserve">HIS.Desktop.Plugins.ConnectionTest.dll</w:t>
+      </w:r>
+      <w:r>
+        <w:rPr>
+          <w:rFonts w:ascii="Arial" w:cs="Arial" w:eastAsia="Arial" w:hAnsi="Arial"/>
+        </w:rPr>
+        <w:t xml:space="preserve"> mới.</w:t>
       </w:r>
     </w:p>
     <w:p>

--- a/docs/B_KyThuat_ConnectionTest_DuyetKetQua.docx
+++ b/docs/B_KyThuat_ConnectionTest_DuyetKetQua.docx
@@ -4022,7 +4022,7 @@
                 <w:sz w:val="20"/>
                 <w:szCs w:val="20"/>
               </w:rPr>
-              <w:t xml:space="preserve">Cấu hình hệ thống sẵn có</w:t>
+              <w:t xml:space="preserve">Cấu hình hệ thống sẵn có (tùy chọn)</w:t>
             </w:r>
           </w:p>
         </w:tc>
@@ -4061,23 +4061,6 @@
                 <w:sz w:val="20"/>
                 <w:szCs w:val="20"/>
               </w:rPr>
-              <w:t xml:space="preserve"> hoặc </w:t>
-            </w:r>
-            <w:r>
-              <w:rPr>
-                <w:rFonts w:ascii="Consolas" w:cs="Consolas" w:eastAsia="Consolas" w:hAnsi="Consolas"/>
-                <w:color w:val="7B2C2C"/>
-                <w:sz w:val="20"/>
-                <w:szCs w:val="20"/>
-              </w:rPr>
-              <w:t xml:space="preserve">LIS.LIS_SAMPLE.IS_SHOW_BUTTON_APPROVE_SAMPLE</w:t>
-            </w:r>
-            <w:r>
-              <w:rPr>
-                <w:rFonts w:ascii="Arial" w:cs="Arial" w:eastAsia="Arial" w:hAnsi="Arial"/>
-                <w:sz w:val="20"/>
-                <w:szCs w:val="20"/>
-              </w:rPr>
               <w:t xml:space="preserve"> = 1</w:t>
             </w:r>
           </w:p>
@@ -4108,7 +4091,7 @@
                 <w:sz w:val="20"/>
                 <w:szCs w:val="20"/>
               </w:rPr>
-              <w:t xml:space="preserve">Bật tính năng duyệt cho viện (mục 10 — Q2)</w:t>
+              <w:t xml:space="preserve">Bắt buộc duyệt trước khi trả KQ (mục 10 — Q2). Không ảnh hưởng hiển thị nút</w:t>
             </w:r>
           </w:p>
         </w:tc>
@@ -4900,7 +4883,7 @@
                 <w:sz w:val="20"/>
                 <w:szCs w:val="20"/>
               </w:rPr>
-              <w:t xml:space="preserve">TreeListColumn</w:t>
+              <w:t xml:space="preserve">TreeListColumn (mặc định ẩn)</w:t>
             </w:r>
           </w:p>
         </w:tc>
@@ -5022,7 +5005,7 @@
                 <w:sz w:val="20"/>
                 <w:szCs w:val="20"/>
               </w:rPr>
-              <w:t xml:space="preserve">TreeListColumn</w:t>
+              <w:t xml:space="preserve">TreeListColumn (mặc định ẩn)</w:t>
             </w:r>
           </w:p>
         </w:tc>
@@ -5101,7 +5084,21 @@
         <w:rPr>
           <w:rFonts w:ascii="Arial" w:cs="Arial" w:eastAsia="Arial" w:hAnsi="Arial"/>
         </w:rPr>
-        <w:t xml:space="preserve">Nút và 2 cột hiển thị theo cùng điều kiện với cột "Duyệt KQ" trên lưới mẫu (</w:t>
+        <w:t xml:space="preserve">Nút </w:t>
+      </w:r>
+      <w:r>
+        <w:rPr>
+          <w:rFonts w:ascii="Arial" w:cs="Arial" w:eastAsia="Arial" w:hAnsi="Arial"/>
+          <w:b/>
+          <w:bCs/>
+        </w:rPr>
+        <w:t xml:space="preserve">luôn hiển thị</w:t>
+      </w:r>
+      <w:r>
+        <w:rPr>
+          <w:rFonts w:ascii="Arial" w:cs="Arial" w:eastAsia="Arial" w:hAnsi="Arial"/>
+        </w:rPr>
+        <w:t xml:space="preserve"> như nút "Duyệt KQ theo lô" (</w:t>
       </w:r>
       <w:r>
         <w:rPr>
@@ -5110,13 +5107,27 @@
           <w:sz w:val="19"/>
           <w:szCs w:val="19"/>
         </w:rPr>
-        <w:t xml:space="preserve">VisibleColumnSample()</w:t>
-      </w:r>
-      <w:r>
-        <w:rPr>
-          <w:rFonts w:ascii="Arial" w:cs="Arial" w:eastAsia="Arial" w:hAnsi="Arial"/>
-        </w:rPr>
-        <w:t xml:space="preserve">), để các viện không dùng tính năng duyệt không bị thay đổi giao diện. Caption + ẩn/hiện gán trong </w:t>
+        <w:t xml:space="preserve">btnApproveListResult</w:t>
+      </w:r>
+      <w:r>
+        <w:rPr>
+          <w:rFonts w:ascii="Arial" w:cs="Arial" w:eastAsia="Arial" w:hAnsi="Arial"/>
+        </w:rPr>
+        <w:t xml:space="preserve"> không có điều kiện ẩn/hiện) — không phụ thuộc config LIS, nên không bị ảnh hưởng khi máy trạm không nạp được cấu hình LIS. 2 cột </w:t>
+      </w:r>
+      <w:r>
+        <w:rPr>
+          <w:rFonts w:ascii="Arial" w:cs="Arial" w:eastAsia="Arial" w:hAnsi="Arial"/>
+          <w:b/>
+          <w:bCs/>
+        </w:rPr>
+        <w:t xml:space="preserve">mặc định ẩn</w:t>
+      </w:r>
+      <w:r>
+        <w:rPr>
+          <w:rFonts w:ascii="Arial" w:cs="Arial" w:eastAsia="Arial" w:hAnsi="Arial"/>
+        </w:rPr>
+        <w:t xml:space="preserve"> như các cột ẩn khác của cây chỉ số (VD "STT"): Designer không khai báo </w:t>
       </w:r>
       <w:r>
         <w:rPr>
@@ -5125,13 +5136,13 @@
           <w:sz w:val="19"/>
           <w:szCs w:val="19"/>
         </w:rPr>
-        <w:t xml:space="preserve">InitApproveResultControls()</w:t>
-      </w:r>
-      <w:r>
-        <w:rPr>
-          <w:rFonts w:ascii="Arial" w:cs="Arial" w:eastAsia="Arial" w:hAnsi="Arial"/>
-        </w:rPr>
-        <w:t xml:space="preserve"> gọi SAU </w:t>
+        <w:t xml:space="preserve">Visible</w:t>
+      </w:r>
+      <w:r>
+        <w:rPr>
+          <w:rFonts w:ascii="Arial" w:cs="Arial" w:eastAsia="Arial" w:hAnsi="Arial"/>
+        </w:rPr>
+        <w:t xml:space="preserve">/</w:t>
       </w:r>
       <w:r>
         <w:rPr>
@@ -5140,13 +5151,43 @@
           <w:sz w:val="19"/>
           <w:szCs w:val="19"/>
         </w:rPr>
+        <w:t xml:space="preserve">VisibleIndex</w:t>
+      </w:r>
+      <w:r>
+        <w:rPr>
+          <w:rFonts w:ascii="Arial" w:cs="Arial" w:eastAsia="Arial" w:hAnsi="Arial"/>
+        </w:rPr>
+        <w:t xml:space="preserve">; người dùng bật qua Column Chooser, trạng thái ẩn/hiện lưu/khôi phục bởi </w:t>
+      </w:r>
+      <w:r>
+        <w:rPr>
+          <w:rFonts w:ascii="Consolas" w:cs="Consolas" w:eastAsia="Consolas" w:hAnsi="Consolas"/>
+          <w:color w:val="7B2C2C"/>
+          <w:sz w:val="19"/>
+          <w:szCs w:val="19"/>
+        </w:rPr>
         <w:t xml:space="preserve">InitRestoreLayoutTreeListFromXml</w:t>
       </w:r>
       <w:r>
         <w:rPr>
           <w:rFonts w:ascii="Arial" w:cs="Arial" w:eastAsia="Arial" w:hAnsi="Arial"/>
         </w:rPr>
-        <w:t xml:space="preserve"> (layout XML cũ không chứa 2 cột mới). 2 cột đặt cuối cây để không làm lệch layout cột người dùng đã lưu.</w:t>
+        <w:t xml:space="preserve">. Caption gán trong </w:t>
+      </w:r>
+      <w:r>
+        <w:rPr>
+          <w:rFonts w:ascii="Consolas" w:cs="Consolas" w:eastAsia="Consolas" w:hAnsi="Consolas"/>
+          <w:color w:val="7B2C2C"/>
+          <w:sz w:val="19"/>
+          <w:szCs w:val="19"/>
+        </w:rPr>
+        <w:t xml:space="preserve">InitApproveResultControls()</w:t>
+      </w:r>
+      <w:r>
+        <w:rPr>
+          <w:rFonts w:ascii="Arial" w:cs="Arial" w:eastAsia="Arial" w:hAnsi="Arial"/>
+        </w:rPr>
+        <w:t xml:space="preserve"> gọi SAU restore layout (layout XML cũ không chứa 2 cột mới). 2 cột đặt cuối cây để không làm lệch layout cột người dùng đã lưu.</w:t>
       </w:r>
     </w:p>
     <w:p>
@@ -5188,7 +5229,7 @@
           <w:sz w:val="18"/>
           <w:szCs w:val="18"/>
         </w:rPr>
-        <w:t xml:space="preserve">bool isVisible = LisConfigCFG.SHOW_BUTTON_APPROVE == "1" || LisConfigCFG.MUST_APPROVE_RESULT == "1";</w:t>
+        <w:t xml:space="preserve">lciApproveResult.Visibility = LayoutVisibility.Always;   // như btnApproveListResult</w:t>
       </w:r>
     </w:p>
     <w:p>
@@ -5203,7 +5244,7 @@
           <w:sz w:val="18"/>
           <w:szCs w:val="18"/>
         </w:rPr>
-        <w:t xml:space="preserve">lciApproveResult.Visibility = isVisible ? LayoutVisibility.Always : LayoutVisibility.Never;</w:t>
+        <w:t xml:space="preserve">// colResultApprover / colResultApproveTime: KHÔNG set Visible -&gt; theo Designer (ẩn) + layout người dùng đã lưu</w:t>
       </w:r>
     </w:p>
     <w:p>
@@ -5218,323 +5259,12 @@
           <w:sz w:val="18"/>
           <w:szCs w:val="18"/>
         </w:rPr>
-        <w:t xml:space="preserve">colResultApprover.Visible = colResultApproveTime.Visible = isVisible;</w:t>
+        <w:t xml:space="preserve">UpdateApproveResultButton();                              // Enabled/Caption theo SAMPLE_STT_ID (mục 6.2)</w:t>
       </w:r>
     </w:p>
     <w:p>
       <w:pPr>
         <w:spacing w:after="80"/>
-      </w:pPr>
-    </w:p>
-    <w:tbl>
-      <w:tblPr>
-        <w:tblW w:type="dxa" w:w="9638"/>
-        <w:tblBorders>
-          <w:top w:val="single" w:color="auto" w:sz="4"/>
-          <w:left w:val="single" w:color="auto" w:sz="4"/>
-          <w:bottom w:val="single" w:color="auto" w:sz="4"/>
-          <w:right w:val="single" w:color="auto" w:sz="4"/>
-          <w:insideH w:val="single" w:color="auto" w:sz="4"/>
-          <w:insideV w:val="single" w:color="auto" w:sz="4"/>
-        </w:tblBorders>
-      </w:tblPr>
-      <w:tblGrid>
-        <w:gridCol w:w="3084"/>
-        <w:gridCol w:w="4241"/>
-        <w:gridCol w:w="2313"/>
-      </w:tblGrid>
-      <w:tr>
-        <w:trPr>
-          <w:tblHeader/>
-        </w:trPr>
-        <w:tc>
-          <w:tcPr>
-            <w:tcW w:type="dxa" w:w="3084"/>
-            <w:tcBorders>
-              <w:top w:val="single" w:color="BFBFBF" w:sz="4"/>
-              <w:left w:val="single" w:color="BFBFBF" w:sz="4"/>
-              <w:bottom w:val="single" w:color="BFBFBF" w:sz="4"/>
-              <w:right w:val="single" w:color="BFBFBF" w:sz="4"/>
-            </w:tcBorders>
-            <w:shd w:fill="DCE6F1" w:color="auto" w:val="clear"/>
-            <w:tcMar>
-              <w:top w:type="dxa" w:w="60"/>
-              <w:left w:type="dxa" w:w="100"/>
-              <w:bottom w:type="dxa" w:w="60"/>
-              <w:right w:type="dxa" w:w="100"/>
-            </w:tcMar>
-          </w:tcPr>
-          <w:p>
-            <w:pPr>
-              <w:spacing w:after="20"/>
-            </w:pPr>
-            <w:r>
-              <w:rPr>
-                <w:rFonts w:ascii="Arial" w:cs="Arial" w:eastAsia="Arial" w:hAnsi="Arial"/>
-                <w:b/>
-                <w:bCs/>
-                <w:sz w:val="20"/>
-                <w:szCs w:val="20"/>
-              </w:rPr>
-              <w:t xml:space="preserve">Biến</w:t>
-            </w:r>
-          </w:p>
-        </w:tc>
-        <w:tc>
-          <w:tcPr>
-            <w:tcW w:type="dxa" w:w="4241"/>
-            <w:tcBorders>
-              <w:top w:val="single" w:color="BFBFBF" w:sz="4"/>
-              <w:left w:val="single" w:color="BFBFBF" w:sz="4"/>
-              <w:bottom w:val="single" w:color="BFBFBF" w:sz="4"/>
-              <w:right w:val="single" w:color="BFBFBF" w:sz="4"/>
-            </w:tcBorders>
-            <w:shd w:fill="DCE6F1" w:color="auto" w:val="clear"/>
-            <w:tcMar>
-              <w:top w:type="dxa" w:w="60"/>
-              <w:left w:type="dxa" w:w="100"/>
-              <w:bottom w:type="dxa" w:w="60"/>
-              <w:right w:type="dxa" w:w="100"/>
-            </w:tcMar>
-          </w:tcPr>
-          <w:p>
-            <w:pPr>
-              <w:spacing w:after="20"/>
-            </w:pPr>
-            <w:r>
-              <w:rPr>
-                <w:rFonts w:ascii="Arial" w:cs="Arial" w:eastAsia="Arial" w:hAnsi="Arial"/>
-                <w:b/>
-                <w:bCs/>
-                <w:sz w:val="20"/>
-                <w:szCs w:val="20"/>
-              </w:rPr>
-              <w:t xml:space="preserve">Config key (LisConfigs)</w:t>
-            </w:r>
-          </w:p>
-        </w:tc>
-        <w:tc>
-          <w:tcPr>
-            <w:tcW w:type="dxa" w:w="2313"/>
-            <w:tcBorders>
-              <w:top w:val="single" w:color="BFBFBF" w:sz="4"/>
-              <w:left w:val="single" w:color="BFBFBF" w:sz="4"/>
-              <w:bottom w:val="single" w:color="BFBFBF" w:sz="4"/>
-              <w:right w:val="single" w:color="BFBFBF" w:sz="4"/>
-            </w:tcBorders>
-            <w:shd w:fill="DCE6F1" w:color="auto" w:val="clear"/>
-            <w:tcMar>
-              <w:top w:type="dxa" w:w="60"/>
-              <w:left w:type="dxa" w:w="100"/>
-              <w:bottom w:type="dxa" w:w="60"/>
-              <w:right w:type="dxa" w:w="100"/>
-            </w:tcMar>
-          </w:tcPr>
-          <w:p>
-            <w:pPr>
-              <w:spacing w:after="20"/>
-            </w:pPr>
-            <w:r>
-              <w:rPr>
-                <w:rFonts w:ascii="Arial" w:cs="Arial" w:eastAsia="Arial" w:hAnsi="Arial"/>
-                <w:b/>
-                <w:bCs/>
-                <w:sz w:val="20"/>
-                <w:szCs w:val="20"/>
-              </w:rPr>
-              <w:t xml:space="preserve">Nạp</w:t>
-            </w:r>
-          </w:p>
-        </w:tc>
-      </w:tr>
-      <w:tr>
-        <w:tc>
-          <w:tcPr>
-            <w:tcW w:type="dxa" w:w="3084"/>
-            <w:tcBorders>
-              <w:top w:val="single" w:color="BFBFBF" w:sz="4"/>
-              <w:left w:val="single" w:color="BFBFBF" w:sz="4"/>
-              <w:bottom w:val="single" w:color="BFBFBF" w:sz="4"/>
-              <w:right w:val="single" w:color="BFBFBF" w:sz="4"/>
-            </w:tcBorders>
-            <w:tcMar>
-              <w:top w:type="dxa" w:w="60"/>
-              <w:left w:type="dxa" w:w="100"/>
-              <w:bottom w:type="dxa" w:w="60"/>
-              <w:right w:type="dxa" w:w="100"/>
-            </w:tcMar>
-          </w:tcPr>
-          <w:p>
-            <w:pPr>
-              <w:spacing w:after="20"/>
-            </w:pPr>
-            <w:r>
-              <w:rPr>
-                <w:rFonts w:ascii="Arial" w:cs="Arial" w:eastAsia="Arial" w:hAnsi="Arial"/>
-                <w:sz w:val="20"/>
-                <w:szCs w:val="20"/>
-              </w:rPr>
-              <w:t xml:space="preserve">LisConfigCFG.MUST_APPROVE_RESULT</w:t>
-            </w:r>
-          </w:p>
-        </w:tc>
-        <w:tc>
-          <w:tcPr>
-            <w:tcW w:type="dxa" w:w="4241"/>
-            <w:tcBorders>
-              <w:top w:val="single" w:color="BFBFBF" w:sz="4"/>
-              <w:left w:val="single" w:color="BFBFBF" w:sz="4"/>
-              <w:bottom w:val="single" w:color="BFBFBF" w:sz="4"/>
-              <w:right w:val="single" w:color="BFBFBF" w:sz="4"/>
-            </w:tcBorders>
-            <w:tcMar>
-              <w:top w:type="dxa" w:w="60"/>
-              <w:left w:type="dxa" w:w="100"/>
-              <w:bottom w:type="dxa" w:w="60"/>
-              <w:right w:type="dxa" w:w="100"/>
-            </w:tcMar>
-          </w:tcPr>
-          <w:p>
-            <w:pPr>
-              <w:spacing w:after="20"/>
-            </w:pPr>
-            <w:r>
-              <w:rPr>
-                <w:rFonts w:ascii="Arial" w:cs="Arial" w:eastAsia="Arial" w:hAnsi="Arial"/>
-                <w:sz w:val="20"/>
-                <w:szCs w:val="20"/>
-              </w:rPr>
-              <w:t xml:space="preserve">LIS.LIS_SAMPLE.MUST_APPROVE_RESULT_BEFORE_RETURN</w:t>
-            </w:r>
-          </w:p>
-        </w:tc>
-        <w:tc>
-          <w:tcPr>
-            <w:tcW w:type="dxa" w:w="2313"/>
-            <w:tcBorders>
-              <w:top w:val="single" w:color="BFBFBF" w:sz="4"/>
-              <w:left w:val="single" w:color="BFBFBF" w:sz="4"/>
-              <w:bottom w:val="single" w:color="BFBFBF" w:sz="4"/>
-              <w:right w:val="single" w:color="BFBFBF" w:sz="4"/>
-            </w:tcBorders>
-            <w:tcMar>
-              <w:top w:type="dxa" w:w="60"/>
-              <w:left w:type="dxa" w:w="100"/>
-              <w:bottom w:type="dxa" w:w="60"/>
-              <w:right w:type="dxa" w:w="100"/>
-            </w:tcMar>
-          </w:tcPr>
-          <w:p>
-            <w:pPr>
-              <w:spacing w:after="20"/>
-            </w:pPr>
-            <w:r>
-              <w:rPr>
-                <w:rFonts w:ascii="Arial" w:cs="Arial" w:eastAsia="Arial" w:hAnsi="Arial"/>
-                <w:sz w:val="20"/>
-                <w:szCs w:val="20"/>
-              </w:rPr>
-              <w:t xml:space="preserve">LisConfigCFG.LoadConfig() khi khởi tạo UC</w:t>
-            </w:r>
-          </w:p>
-        </w:tc>
-      </w:tr>
-      <w:tr>
-        <w:tc>
-          <w:tcPr>
-            <w:tcW w:type="dxa" w:w="3084"/>
-            <w:tcBorders>
-              <w:top w:val="single" w:color="BFBFBF" w:sz="4"/>
-              <w:left w:val="single" w:color="BFBFBF" w:sz="4"/>
-              <w:bottom w:val="single" w:color="BFBFBF" w:sz="4"/>
-              <w:right w:val="single" w:color="BFBFBF" w:sz="4"/>
-            </w:tcBorders>
-            <w:tcMar>
-              <w:top w:type="dxa" w:w="60"/>
-              <w:left w:type="dxa" w:w="100"/>
-              <w:bottom w:type="dxa" w:w="60"/>
-              <w:right w:type="dxa" w:w="100"/>
-            </w:tcMar>
-          </w:tcPr>
-          <w:p>
-            <w:pPr>
-              <w:spacing w:after="20"/>
-            </w:pPr>
-            <w:r>
-              <w:rPr>
-                <w:rFonts w:ascii="Arial" w:cs="Arial" w:eastAsia="Arial" w:hAnsi="Arial"/>
-                <w:sz w:val="20"/>
-                <w:szCs w:val="20"/>
-              </w:rPr>
-              <w:t xml:space="preserve">LisConfigCFG.SHOW_BUTTON_APPROVE</w:t>
-            </w:r>
-          </w:p>
-        </w:tc>
-        <w:tc>
-          <w:tcPr>
-            <w:tcW w:type="dxa" w:w="4241"/>
-            <w:tcBorders>
-              <w:top w:val="single" w:color="BFBFBF" w:sz="4"/>
-              <w:left w:val="single" w:color="BFBFBF" w:sz="4"/>
-              <w:bottom w:val="single" w:color="BFBFBF" w:sz="4"/>
-              <w:right w:val="single" w:color="BFBFBF" w:sz="4"/>
-            </w:tcBorders>
-            <w:tcMar>
-              <w:top w:type="dxa" w:w="60"/>
-              <w:left w:type="dxa" w:w="100"/>
-              <w:bottom w:type="dxa" w:w="60"/>
-              <w:right w:type="dxa" w:w="100"/>
-            </w:tcMar>
-          </w:tcPr>
-          <w:p>
-            <w:pPr>
-              <w:spacing w:after="20"/>
-            </w:pPr>
-            <w:r>
-              <w:rPr>
-                <w:rFonts w:ascii="Arial" w:cs="Arial" w:eastAsia="Arial" w:hAnsi="Arial"/>
-                <w:sz w:val="20"/>
-                <w:szCs w:val="20"/>
-              </w:rPr>
-              <w:t xml:space="preserve">LIS.LIS_SAMPLE.IS_SHOW_BUTTON_APPROVE_SAMPLE</w:t>
-            </w:r>
-          </w:p>
-        </w:tc>
-        <w:tc>
-          <w:tcPr>
-            <w:tcW w:type="dxa" w:w="2313"/>
-            <w:tcBorders>
-              <w:top w:val="single" w:color="BFBFBF" w:sz="4"/>
-              <w:left w:val="single" w:color="BFBFBF" w:sz="4"/>
-              <w:bottom w:val="single" w:color="BFBFBF" w:sz="4"/>
-              <w:right w:val="single" w:color="BFBFBF" w:sz="4"/>
-            </w:tcBorders>
-            <w:tcMar>
-              <w:top w:type="dxa" w:w="60"/>
-              <w:left w:type="dxa" w:w="100"/>
-              <w:bottom w:type="dxa" w:w="60"/>
-              <w:right w:type="dxa" w:w="100"/>
-            </w:tcMar>
-          </w:tcPr>
-          <w:p>
-            <w:pPr>
-              <w:spacing w:after="20"/>
-            </w:pPr>
-            <w:r>
-              <w:rPr>
-                <w:rFonts w:ascii="Arial" w:cs="Arial" w:eastAsia="Arial" w:hAnsi="Arial"/>
-                <w:sz w:val="20"/>
-                <w:szCs w:val="20"/>
-              </w:rPr>
-              <w:t xml:space="preserve">LisConfigCFG.LoadConfig() khi khởi tạo UC</w:t>
-            </w:r>
-          </w:p>
-        </w:tc>
-      </w:tr>
-    </w:tbl>
-    <w:p>
-      <w:pPr>
-        <w:spacing w:after="120"/>
       </w:pPr>
     </w:p>
     <w:p>
@@ -5548,9 +5278,48 @@
       </w:pPr>
       <w:r>
         <w:rPr>
-          <w:rFonts w:ascii="Arial" w:cs="Arial" w:eastAsia="Arial" w:hAnsi="Arial"/>
-        </w:rPr>
-        <w:t xml:space="preserve">Config chỉ đọc 1 lần lúc mở màn hình → đổi config phải mở lại màn hình.</w:t>
+          <w:rFonts w:ascii="Consolas" w:cs="Consolas" w:eastAsia="Consolas" w:hAnsi="Consolas"/>
+          <w:color w:val="7B2C2C"/>
+          <w:sz w:val="19"/>
+          <w:szCs w:val="19"/>
+        </w:rPr>
+        <w:t xml:space="preserve">UpdateApproveResultButton()</w:t>
+      </w:r>
+      <w:r>
+        <w:rPr>
+          <w:rFonts w:ascii="Arial" w:cs="Arial" w:eastAsia="Arial" w:hAnsi="Arial"/>
+        </w:rPr>
+        <w:t xml:space="preserve"> gọi ở </w:t>
+      </w:r>
+      <w:r>
+        <w:rPr>
+          <w:rFonts w:ascii="Consolas" w:cs="Consolas" w:eastAsia="Consolas" w:hAnsi="Consolas"/>
+          <w:color w:val="7B2C2C"/>
+          <w:sz w:val="19"/>
+          <w:szCs w:val="19"/>
+        </w:rPr>
+        <w:t xml:space="preserve">RowClick</w:t>
+      </w:r>
+      <w:r>
+        <w:rPr>
+          <w:rFonts w:ascii="Arial" w:cs="Arial" w:eastAsia="Arial" w:hAnsi="Arial"/>
+        </w:rPr>
+        <w:t xml:space="preserve">, sau Duyệt/Hủy duyệt và trong </w:t>
+      </w:r>
+      <w:r>
+        <w:rPr>
+          <w:rFonts w:ascii="Consolas" w:cs="Consolas" w:eastAsia="Consolas" w:hAnsi="Consolas"/>
+          <w:color w:val="7B2C2C"/>
+          <w:sz w:val="19"/>
+          <w:szCs w:val="19"/>
+        </w:rPr>
+        <w:t xml:space="preserve">InitApproveResultControls</w:t>
+      </w:r>
+      <w:r>
+        <w:rPr>
+          <w:rFonts w:ascii="Arial" w:cs="Arial" w:eastAsia="Arial" w:hAnsi="Arial"/>
+        </w:rPr>
+        <w:t xml:space="preserve">.</w:t>
       </w:r>
     </w:p>
     <w:p>
@@ -5566,83 +5335,7 @@
         <w:rPr>
           <w:rFonts w:ascii="Arial" w:cs="Arial" w:eastAsia="Arial" w:hAnsi="Arial"/>
         </w:rPr>
-        <w:t xml:space="preserve">Khi hiển thị: Enabled/Caption do </w:t>
-      </w:r>
-      <w:r>
-        <w:rPr>
-          <w:rFonts w:ascii="Consolas" w:cs="Consolas" w:eastAsia="Consolas" w:hAnsi="Consolas"/>
-          <w:color w:val="7B2C2C"/>
-          <w:sz w:val="19"/>
-          <w:szCs w:val="19"/>
-        </w:rPr>
-        <w:t xml:space="preserve">UpdateApproveResultButton()</w:t>
-      </w:r>
-      <w:r>
-        <w:rPr>
-          <w:rFonts w:ascii="Arial" w:cs="Arial" w:eastAsia="Arial" w:hAnsi="Arial"/>
-        </w:rPr>
-        <w:t xml:space="preserve"> quyết định theo SAMPLE_STT_ID của mẫu đang chọn (mục 6.2); gọi ở </w:t>
-      </w:r>
-      <w:r>
-        <w:rPr>
-          <w:rFonts w:ascii="Consolas" w:cs="Consolas" w:eastAsia="Consolas" w:hAnsi="Consolas"/>
-          <w:color w:val="7B2C2C"/>
-          <w:sz w:val="19"/>
-          <w:szCs w:val="19"/>
-        </w:rPr>
-        <w:t xml:space="preserve">RowClick</w:t>
-      </w:r>
-      <w:r>
-        <w:rPr>
-          <w:rFonts w:ascii="Arial" w:cs="Arial" w:eastAsia="Arial" w:hAnsi="Arial"/>
-        </w:rPr>
-        <w:t xml:space="preserve">, sau Duyệt/Hủy duyệt và trong </w:t>
-      </w:r>
-      <w:r>
-        <w:rPr>
-          <w:rFonts w:ascii="Consolas" w:cs="Consolas" w:eastAsia="Consolas" w:hAnsi="Consolas"/>
-          <w:color w:val="7B2C2C"/>
-          <w:sz w:val="19"/>
-          <w:szCs w:val="19"/>
-        </w:rPr>
-        <w:t xml:space="preserve">InitApproveResultControls</w:t>
-      </w:r>
-      <w:r>
-        <w:rPr>
-          <w:rFonts w:ascii="Arial" w:cs="Arial" w:eastAsia="Arial" w:hAnsi="Arial"/>
-        </w:rPr>
-        <w:t xml:space="preserve">.</w:t>
-      </w:r>
-    </w:p>
-    <w:p>
-      <w:pPr>
-        <w:pStyle w:val="ListParagraph"/>
-        <w:numPr>
-          <w:ilvl w:val="0"/>
-          <w:numId w:val="2"/>
-        </w:numPr>
-        <w:spacing w:after="60"/>
-      </w:pPr>
-      <w:r>
-        <w:rPr>
-          <w:rFonts w:ascii="Arial" w:cs="Arial" w:eastAsia="Arial" w:hAnsi="Arial"/>
-        </w:rPr>
-        <w:t xml:space="preserve">Chẩn đoán nhanh: lưới mẫu có cột "Duyệt KQ" (</w:t>
-      </w:r>
-      <w:r>
-        <w:rPr>
-          <w:rFonts w:ascii="Consolas" w:cs="Consolas" w:eastAsia="Consolas" w:hAnsi="Consolas"/>
-          <w:color w:val="7B2C2C"/>
-          <w:sz w:val="19"/>
-          <w:szCs w:val="19"/>
-        </w:rPr>
-        <w:t xml:space="preserve">gc_ApproveResult</w:t>
-      </w:r>
-      <w:r>
-        <w:rPr>
-          <w:rFonts w:ascii="Arial" w:cs="Arial" w:eastAsia="Arial" w:hAnsi="Arial"/>
-        </w:rPr>
-        <w:t xml:space="preserve">) mà khu kết quả không có nút → máy trạm chưa nhận DLL </w:t>
+        <w:t xml:space="preserve">Chẩn đoán nhanh: không thấy nút → máy trạm chưa nhận DLL </w:t>
       </w:r>
       <w:r>
         <w:rPr>
@@ -11915,7 +11608,7 @@
                 <w:sz w:val="20"/>
                 <w:szCs w:val="20"/>
               </w:rPr>
-              <w:t xml:space="preserve">Viện không bật config duyệt</w:t>
+              <w:t xml:space="preserve">Mở màn hình với mọi cấu hình (kể cả máy trạm không nạp được config LIS)</w:t>
             </w:r>
           </w:p>
         </w:tc>
@@ -11945,7 +11638,7 @@
                 <w:sz w:val="20"/>
                 <w:szCs w:val="20"/>
               </w:rPr>
-              <w:t xml:space="preserve">Không hiện nút/cột mới; hành vi như cũ</w:t>
+              <w:t xml:space="preserve">Nút Duyệt KQ luôn hiển thị; 2 cột mặc định ẩn, bật qua Column Chooser và được nhớ</w:t>
             </w:r>
           </w:p>
         </w:tc>
@@ -12337,7 +12030,7 @@
                 <w:sz w:val="20"/>
                 <w:szCs w:val="20"/>
               </w:rPr>
-              <w:t xml:space="preserve">Bật MUST_APPROVE_RESULT = 1 làm đổi quy trình Trả KQ (phải duyệt trước)</w:t>
+              <w:t xml:space="preserve">Nút luôn hiển thị ở mọi viện, kể cả viện không dùng duyệt KQ</w:t>
             </w:r>
           </w:p>
         </w:tc>
@@ -12367,7 +12060,7 @@
                 <w:sz w:val="20"/>
                 <w:szCs w:val="20"/>
               </w:rPr>
-              <w:t xml:space="preserve">Chốt Q2; có thể dùng IS_SHOW_BUTTON_APPROVE_SAMPLE thay thế (nhưng sẽ hiện thêm cột Duyệt mẫu, Từ chối)</w:t>
+              <w:t xml:space="preserve">Nút chỉ bấm được với mẫu Có KQ/Đã duyệt; viện không dùng thì bỏ qua. MUST_APPROVE_RESULT = 1 (nếu bật) sẽ đổi quy trình Trả KQ — chốt Q2</w:t>
             </w:r>
           </w:p>
         </w:tc>
@@ -12747,7 +12440,7 @@
                 <w:sz w:val="20"/>
                 <w:szCs w:val="20"/>
               </w:rPr>
-              <w:t xml:space="preserve">Bật tính năng duyệt bằng MUST_APPROVE_RESULT = 1 (bắt buộc duyệt trước Trả KQ) hay IS_SHOW_BUTTON_APPROVE_SAMPLE = 1?</w:t>
+              <w:t xml:space="preserve">Có bắt buộc duyệt trước Trả KQ (MUST_APPROVE_RESULT = 1)?</w:t>
             </w:r>
           </w:p>
         </w:tc>
@@ -12777,7 +12470,7 @@
                 <w:sz w:val="20"/>
                 <w:szCs w:val="20"/>
               </w:rPr>
-              <w:t xml:space="preserve">MUST_APPROVE_RESULT = 1 — đúng nghiệp vụ "KTV duyệt rồi mới trả"</w:t>
+              <w:t xml:space="preserve">Tùy viện; nút luôn hiển thị dù chọn thế nào</w:t>
             </w:r>
           </w:p>
         </w:tc>

--- a/docs/B_KyThuat_ConnectionTest_DuyetKetQua.docx
+++ b/docs/B_KyThuat_ConnectionTest_DuyetKetQua.docx
@@ -4499,6 +4499,478 @@
     </w:p>
     <w:p>
       <w:pPr>
+        <w:pStyle w:val="Heading3"/>
+        <w:spacing w:before="180" w:after="100"/>
+      </w:pPr>
+      <w:r>
+        <w:rPr>
+          <w:rFonts w:ascii="Arial" w:cs="Arial" w:eastAsia="Arial" w:hAnsi="Arial"/>
+        </w:rPr>
+        <w:t xml:space="preserve">Lưu bố cục cột — điều kiện cấu hình</w:t>
+      </w:r>
+    </w:p>
+    <w:tbl>
+      <w:tblPr>
+        <w:tblW w:type="dxa" w:w="9638"/>
+        <w:tblBorders>
+          <w:top w:val="single" w:color="auto" w:sz="4"/>
+          <w:left w:val="single" w:color="auto" w:sz="4"/>
+          <w:bottom w:val="single" w:color="auto" w:sz="4"/>
+          <w:right w:val="single" w:color="auto" w:sz="4"/>
+          <w:insideH w:val="single" w:color="auto" w:sz="4"/>
+          <w:insideV w:val="single" w:color="auto" w:sz="4"/>
+        </w:tblBorders>
+      </w:tblPr>
+      <w:tblGrid>
+        <w:gridCol w:w="2699"/>
+        <w:gridCol w:w="6939"/>
+      </w:tblGrid>
+      <w:tr>
+        <w:trPr>
+          <w:tblHeader/>
+        </w:trPr>
+        <w:tc>
+          <w:tcPr>
+            <w:tcW w:type="dxa" w:w="2699"/>
+            <w:tcBorders>
+              <w:top w:val="single" w:color="BFBFBF" w:sz="4"/>
+              <w:left w:val="single" w:color="BFBFBF" w:sz="4"/>
+              <w:bottom w:val="single" w:color="BFBFBF" w:sz="4"/>
+              <w:right w:val="single" w:color="BFBFBF" w:sz="4"/>
+            </w:tcBorders>
+            <w:shd w:fill="DCE6F1" w:color="auto" w:val="clear"/>
+            <w:tcMar>
+              <w:top w:type="dxa" w:w="60"/>
+              <w:left w:type="dxa" w:w="100"/>
+              <w:bottom w:type="dxa" w:w="60"/>
+              <w:right w:type="dxa" w:w="100"/>
+            </w:tcMar>
+          </w:tcPr>
+          <w:p>
+            <w:pPr>
+              <w:spacing w:after="20"/>
+            </w:pPr>
+            <w:r>
+              <w:rPr>
+                <w:rFonts w:ascii="Arial" w:cs="Arial" w:eastAsia="Arial" w:hAnsi="Arial"/>
+                <w:b/>
+                <w:bCs/>
+                <w:sz w:val="20"/>
+                <w:szCs w:val="20"/>
+              </w:rPr>
+              <w:t xml:space="preserve">Thành phần</w:t>
+            </w:r>
+          </w:p>
+        </w:tc>
+        <w:tc>
+          <w:tcPr>
+            <w:tcW w:type="dxa" w:w="6939"/>
+            <w:tcBorders>
+              <w:top w:val="single" w:color="BFBFBF" w:sz="4"/>
+              <w:left w:val="single" w:color="BFBFBF" w:sz="4"/>
+              <w:bottom w:val="single" w:color="BFBFBF" w:sz="4"/>
+              <w:right w:val="single" w:color="BFBFBF" w:sz="4"/>
+            </w:tcBorders>
+            <w:shd w:fill="DCE6F1" w:color="auto" w:val="clear"/>
+            <w:tcMar>
+              <w:top w:type="dxa" w:w="60"/>
+              <w:left w:type="dxa" w:w="100"/>
+              <w:bottom w:type="dxa" w:w="60"/>
+              <w:right w:type="dxa" w:w="100"/>
+            </w:tcMar>
+          </w:tcPr>
+          <w:p>
+            <w:pPr>
+              <w:spacing w:after="20"/>
+            </w:pPr>
+            <w:r>
+              <w:rPr>
+                <w:rFonts w:ascii="Arial" w:cs="Arial" w:eastAsia="Arial" w:hAnsi="Arial"/>
+                <w:b/>
+                <w:bCs/>
+                <w:sz w:val="20"/>
+                <w:szCs w:val="20"/>
+              </w:rPr>
+              <w:t xml:space="preserve">Chi tiết</w:t>
+            </w:r>
+          </w:p>
+        </w:tc>
+      </w:tr>
+      <w:tr>
+        <w:tc>
+          <w:tcPr>
+            <w:tcW w:type="dxa" w:w="2699"/>
+            <w:tcBorders>
+              <w:top w:val="single" w:color="BFBFBF" w:sz="4"/>
+              <w:left w:val="single" w:color="BFBFBF" w:sz="4"/>
+              <w:bottom w:val="single" w:color="BFBFBF" w:sz="4"/>
+              <w:right w:val="single" w:color="BFBFBF" w:sz="4"/>
+            </w:tcBorders>
+            <w:tcMar>
+              <w:top w:type="dxa" w:w="60"/>
+              <w:left w:type="dxa" w:w="100"/>
+              <w:bottom w:type="dxa" w:w="60"/>
+              <w:right w:type="dxa" w:w="100"/>
+            </w:tcMar>
+          </w:tcPr>
+          <w:p>
+            <w:pPr>
+              <w:spacing w:after="20"/>
+            </w:pPr>
+            <w:r>
+              <w:rPr>
+                <w:rFonts w:ascii="Arial" w:cs="Arial" w:eastAsia="Arial" w:hAnsi="Arial"/>
+                <w:sz w:val="20"/>
+                <w:szCs w:val="20"/>
+              </w:rPr>
+              <w:t xml:space="preserve">Key</w:t>
+            </w:r>
+          </w:p>
+        </w:tc>
+        <w:tc>
+          <w:tcPr>
+            <w:tcW w:type="dxa" w:w="6939"/>
+            <w:tcBorders>
+              <w:top w:val="single" w:color="BFBFBF" w:sz="4"/>
+              <w:left w:val="single" w:color="BFBFBF" w:sz="4"/>
+              <w:bottom w:val="single" w:color="BFBFBF" w:sz="4"/>
+              <w:right w:val="single" w:color="BFBFBF" w:sz="4"/>
+            </w:tcBorders>
+            <w:tcMar>
+              <w:top w:type="dxa" w:w="60"/>
+              <w:left w:type="dxa" w:w="100"/>
+              <w:bottom w:type="dxa" w:w="60"/>
+              <w:right w:type="dxa" w:w="100"/>
+            </w:tcMar>
+          </w:tcPr>
+          <w:p>
+            <w:pPr>
+              <w:spacing w:after="20"/>
+            </w:pPr>
+            <w:r>
+              <w:rPr>
+                <w:rFonts w:ascii="Arial" w:cs="Arial" w:eastAsia="Arial" w:hAnsi="Arial"/>
+                <w:sz w:val="20"/>
+                <w:szCs w:val="20"/>
+              </w:rPr>
+              <w:t xml:space="preserve">HIS.Desktop.ApplyRestoreLayout.ModuleLinks (HisConfig) — danh sách ModuleLink, phân cách "," hoặc ";"</w:t>
+            </w:r>
+          </w:p>
+        </w:tc>
+      </w:tr>
+      <w:tr>
+        <w:tc>
+          <w:tcPr>
+            <w:tcW w:type="dxa" w:w="2699"/>
+            <w:tcBorders>
+              <w:top w:val="single" w:color="BFBFBF" w:sz="4"/>
+              <w:left w:val="single" w:color="BFBFBF" w:sz="4"/>
+              <w:bottom w:val="single" w:color="BFBFBF" w:sz="4"/>
+              <w:right w:val="single" w:color="BFBFBF" w:sz="4"/>
+            </w:tcBorders>
+            <w:tcMar>
+              <w:top w:type="dxa" w:w="60"/>
+              <w:left w:type="dxa" w:w="100"/>
+              <w:bottom w:type="dxa" w:w="60"/>
+              <w:right w:type="dxa" w:w="100"/>
+            </w:tcMar>
+          </w:tcPr>
+          <w:p>
+            <w:pPr>
+              <w:spacing w:after="20"/>
+            </w:pPr>
+            <w:r>
+              <w:rPr>
+                <w:rFonts w:ascii="Arial" w:cs="Arial" w:eastAsia="Arial" w:hAnsi="Arial"/>
+                <w:sz w:val="20"/>
+                <w:szCs w:val="20"/>
+              </w:rPr>
+              <w:t xml:space="preserve">Điều kiện</w:t>
+            </w:r>
+          </w:p>
+        </w:tc>
+        <w:tc>
+          <w:tcPr>
+            <w:tcW w:type="dxa" w:w="6939"/>
+            <w:tcBorders>
+              <w:top w:val="single" w:color="BFBFBF" w:sz="4"/>
+              <w:left w:val="single" w:color="BFBFBF" w:sz="4"/>
+              <w:bottom w:val="single" w:color="BFBFBF" w:sz="4"/>
+              <w:right w:val="single" w:color="BFBFBF" w:sz="4"/>
+            </w:tcBorders>
+            <w:tcMar>
+              <w:top w:type="dxa" w:w="60"/>
+              <w:left w:type="dxa" w:w="100"/>
+              <w:bottom w:type="dxa" w:w="60"/>
+              <w:right w:type="dxa" w:w="100"/>
+            </w:tcMar>
+          </w:tcPr>
+          <w:p>
+            <w:pPr>
+              <w:spacing w:after="20"/>
+            </w:pPr>
+            <w:r>
+              <w:rPr>
+                <w:rFonts w:ascii="Arial" w:cs="Arial" w:eastAsia="Arial" w:hAnsi="Arial"/>
+                <w:sz w:val="20"/>
+                <w:szCs w:val="20"/>
+              </w:rPr>
+              <w:t xml:space="preserve">CustomizaButtonAndRestoreLayoutInControlProcess.IsAllowRestoreLayout(ModuleLink) = key chứa HIS.Desktop.Plugins.ConnectionTest</w:t>
+            </w:r>
+          </w:p>
+        </w:tc>
+      </w:tr>
+      <w:tr>
+        <w:tc>
+          <w:tcPr>
+            <w:tcW w:type="dxa" w:w="2699"/>
+            <w:tcBorders>
+              <w:top w:val="single" w:color="BFBFBF" w:sz="4"/>
+              <w:left w:val="single" w:color="BFBFBF" w:sz="4"/>
+              <w:bottom w:val="single" w:color="BFBFBF" w:sz="4"/>
+              <w:right w:val="single" w:color="BFBFBF" w:sz="4"/>
+            </w:tcBorders>
+            <w:tcMar>
+              <w:top w:type="dxa" w:w="60"/>
+              <w:left w:type="dxa" w:w="100"/>
+              <w:bottom w:type="dxa" w:w="60"/>
+              <w:right w:type="dxa" w:w="100"/>
+            </w:tcMar>
+          </w:tcPr>
+          <w:p>
+            <w:pPr>
+              <w:spacing w:after="20"/>
+            </w:pPr>
+            <w:r>
+              <w:rPr>
+                <w:rFonts w:ascii="Arial" w:cs="Arial" w:eastAsia="Arial" w:hAnsi="Arial"/>
+                <w:sz w:val="20"/>
+                <w:szCs w:val="20"/>
+              </w:rPr>
+              <w:t xml:space="preserve">Khôi phục</w:t>
+            </w:r>
+          </w:p>
+        </w:tc>
+        <w:tc>
+          <w:tcPr>
+            <w:tcW w:type="dxa" w:w="6939"/>
+            <w:tcBorders>
+              <w:top w:val="single" w:color="BFBFBF" w:sz="4"/>
+              <w:left w:val="single" w:color="BFBFBF" w:sz="4"/>
+              <w:bottom w:val="single" w:color="BFBFBF" w:sz="4"/>
+              <w:right w:val="single" w:color="BFBFBF" w:sz="4"/>
+            </w:tcBorders>
+            <w:tcMar>
+              <w:top w:type="dxa" w:w="60"/>
+              <w:left w:type="dxa" w:w="100"/>
+              <w:bottom w:type="dxa" w:w="60"/>
+              <w:right w:type="dxa" w:w="100"/>
+            </w:tcMar>
+          </w:tcPr>
+          <w:p>
+            <w:pPr>
+              <w:spacing w:after="20"/>
+            </w:pPr>
+            <w:r>
+              <w:rPr>
+                <w:rFonts w:ascii="Arial" w:cs="Arial" w:eastAsia="Arial" w:hAnsi="Arial"/>
+                <w:sz w:val="20"/>
+                <w:szCs w:val="20"/>
+              </w:rPr>
+              <w:t xml:space="preserve">UserControlBase.InitRestoreLayoutTreeListFromXml → RestoreLayoutProcess: đọc ModuleDesign\HIS.Desktop.Plugins.ConnectionTest\&lt;treeList&gt;.xml khi mở màn hình</w:t>
+            </w:r>
+          </w:p>
+        </w:tc>
+      </w:tr>
+      <w:tr>
+        <w:tc>
+          <w:tcPr>
+            <w:tcW w:type="dxa" w:w="2699"/>
+            <w:tcBorders>
+              <w:top w:val="single" w:color="BFBFBF" w:sz="4"/>
+              <w:left w:val="single" w:color="BFBFBF" w:sz="4"/>
+              <w:bottom w:val="single" w:color="BFBFBF" w:sz="4"/>
+              <w:right w:val="single" w:color="BFBFBF" w:sz="4"/>
+            </w:tcBorders>
+            <w:tcMar>
+              <w:top w:type="dxa" w:w="60"/>
+              <w:left w:type="dxa" w:w="100"/>
+              <w:bottom w:type="dxa" w:w="60"/>
+              <w:right w:type="dxa" w:w="100"/>
+            </w:tcMar>
+          </w:tcPr>
+          <w:p>
+            <w:pPr>
+              <w:spacing w:after="20"/>
+            </w:pPr>
+            <w:r>
+              <w:rPr>
+                <w:rFonts w:ascii="Arial" w:cs="Arial" w:eastAsia="Arial" w:hAnsi="Arial"/>
+                <w:sz w:val="20"/>
+                <w:szCs w:val="20"/>
+              </w:rPr>
+              <w:t xml:space="preserve">Lưu</w:t>
+            </w:r>
+          </w:p>
+        </w:tc>
+        <w:tc>
+          <w:tcPr>
+            <w:tcW w:type="dxa" w:w="6939"/>
+            <w:tcBorders>
+              <w:top w:val="single" w:color="BFBFBF" w:sz="4"/>
+              <w:left w:val="single" w:color="BFBFBF" w:sz="4"/>
+              <w:bottom w:val="single" w:color="BFBFBF" w:sz="4"/>
+              <w:right w:val="single" w:color="BFBFBF" w:sz="4"/>
+            </w:tcBorders>
+            <w:tcMar>
+              <w:top w:type="dxa" w:w="60"/>
+              <w:left w:type="dxa" w:w="100"/>
+              <w:bottom w:type="dxa" w:w="60"/>
+              <w:right w:type="dxa" w:w="100"/>
+            </w:tcMar>
+          </w:tcPr>
+          <w:p>
+            <w:pPr>
+              <w:spacing w:after="20"/>
+            </w:pPr>
+            <w:r>
+              <w:rPr>
+                <w:rFonts w:ascii="Arial" w:cs="Arial" w:eastAsia="Arial" w:hAnsi="Arial"/>
+                <w:sz w:val="20"/>
+                <w:szCs w:val="20"/>
+              </w:rPr>
+              <w:t xml:space="preserve">Sự kiện ColumnWidthChanged / ColumnPositionChanged / ColumnFilterChanged của cây → SaveLayoutToXml (bật/ẩn cột qua Column Chooser làm đổi vị trí → được lưu)</w:t>
+            </w:r>
+          </w:p>
+        </w:tc>
+      </w:tr>
+      <w:tr>
+        <w:tc>
+          <w:tcPr>
+            <w:tcW w:type="dxa" w:w="2699"/>
+            <w:tcBorders>
+              <w:top w:val="single" w:color="BFBFBF" w:sz="4"/>
+              <w:left w:val="single" w:color="BFBFBF" w:sz="4"/>
+              <w:bottom w:val="single" w:color="BFBFBF" w:sz="4"/>
+              <w:right w:val="single" w:color="BFBFBF" w:sz="4"/>
+            </w:tcBorders>
+            <w:tcMar>
+              <w:top w:type="dxa" w:w="60"/>
+              <w:left w:type="dxa" w:w="100"/>
+              <w:bottom w:type="dxa" w:w="60"/>
+              <w:right w:type="dxa" w:w="100"/>
+            </w:tcMar>
+          </w:tcPr>
+          <w:p>
+            <w:pPr>
+              <w:spacing w:after="20"/>
+            </w:pPr>
+            <w:r>
+              <w:rPr>
+                <w:rFonts w:ascii="Arial" w:cs="Arial" w:eastAsia="Arial" w:hAnsi="Arial"/>
+                <w:sz w:val="20"/>
+                <w:szCs w:val="20"/>
+              </w:rPr>
+              <w:t xml:space="preserve">Hiện trạng môi trường test (23/10/2026)</w:t>
+            </w:r>
+          </w:p>
+        </w:tc>
+        <w:tc>
+          <w:tcPr>
+            <w:tcW w:type="dxa" w:w="6939"/>
+            <w:tcBorders>
+              <w:top w:val="single" w:color="BFBFBF" w:sz="4"/>
+              <w:left w:val="single" w:color="BFBFBF" w:sz="4"/>
+              <w:bottom w:val="single" w:color="BFBFBF" w:sz="4"/>
+              <w:right w:val="single" w:color="BFBFBF" w:sz="4"/>
+            </w:tcBorders>
+            <w:tcMar>
+              <w:top w:type="dxa" w:w="60"/>
+              <w:left w:type="dxa" w:w="100"/>
+              <w:bottom w:type="dxa" w:w="60"/>
+              <w:right w:type="dxa" w:w="100"/>
+            </w:tcMar>
+          </w:tcPr>
+          <w:p>
+            <w:pPr>
+              <w:spacing w:after="20"/>
+            </w:pPr>
+            <w:r>
+              <w:rPr>
+                <w:rFonts w:ascii="Arial" w:cs="Arial" w:eastAsia="Arial" w:hAnsi="Arial"/>
+                <w:sz w:val="20"/>
+                <w:szCs w:val="20"/>
+              </w:rPr>
+              <w:t xml:space="preserve">Key chưa có ConnectionTest → log isRestoreLayout:false, không có thư mục ModuleDesign\HIS.Desktop.Plugins.ConnectionTest → bật cột rồi mở lại sẽ mất</w:t>
+            </w:r>
+          </w:p>
+        </w:tc>
+      </w:tr>
+      <w:tr>
+        <w:tc>
+          <w:tcPr>
+            <w:tcW w:type="dxa" w:w="2699"/>
+            <w:tcBorders>
+              <w:top w:val="single" w:color="BFBFBF" w:sz="4"/>
+              <w:left w:val="single" w:color="BFBFBF" w:sz="4"/>
+              <w:bottom w:val="single" w:color="BFBFBF" w:sz="4"/>
+              <w:right w:val="single" w:color="BFBFBF" w:sz="4"/>
+            </w:tcBorders>
+            <w:tcMar>
+              <w:top w:type="dxa" w:w="60"/>
+              <w:left w:type="dxa" w:w="100"/>
+              <w:bottom w:type="dxa" w:w="60"/>
+              <w:right w:type="dxa" w:w="100"/>
+            </w:tcMar>
+          </w:tcPr>
+          <w:p>
+            <w:pPr>
+              <w:spacing w:after="20"/>
+            </w:pPr>
+            <w:r>
+              <w:rPr>
+                <w:rFonts w:ascii="Arial" w:cs="Arial" w:eastAsia="Arial" w:hAnsi="Arial"/>
+                <w:sz w:val="20"/>
+                <w:szCs w:val="20"/>
+              </w:rPr>
+              <w:t xml:space="preserve">Xử lý</w:t>
+            </w:r>
+          </w:p>
+        </w:tc>
+        <w:tc>
+          <w:tcPr>
+            <w:tcW w:type="dxa" w:w="6939"/>
+            <w:tcBorders>
+              <w:top w:val="single" w:color="BFBFBF" w:sz="4"/>
+              <w:left w:val="single" w:color="BFBFBF" w:sz="4"/>
+              <w:bottom w:val="single" w:color="BFBFBF" w:sz="4"/>
+              <w:right w:val="single" w:color="BFBFBF" w:sz="4"/>
+            </w:tcBorders>
+            <w:tcMar>
+              <w:top w:type="dxa" w:w="60"/>
+              <w:left w:type="dxa" w:w="100"/>
+              <w:bottom w:type="dxa" w:w="60"/>
+              <w:right w:type="dxa" w:w="100"/>
+            </w:tcMar>
+          </w:tcPr>
+          <w:p>
+            <w:pPr>
+              <w:spacing w:after="20"/>
+            </w:pPr>
+            <w:r>
+              <w:rPr>
+                <w:rFonts w:ascii="Arial" w:cs="Arial" w:eastAsia="Arial" w:hAnsi="Arial"/>
+                <w:sz w:val="20"/>
+                <w:szCs w:val="20"/>
+              </w:rPr>
+              <w:t xml:space="preserve">Thêm HIS.Desktop.Plugins.ConnectionTest vào key → đăng nhập lại → bật cột 1 lần. Áp dụng cho mọi lưới/cây của ConnectionTest, lưu theo từng máy trạm</w:t>
+            </w:r>
+          </w:p>
+        </w:tc>
+      </w:tr>
+    </w:tbl>
+    <w:p>
+      <w:pPr>
         <w:pStyle w:val="Heading2"/>
         <w:spacing w:before="240" w:after="120"/>
       </w:pPr>
@@ -5737,6 +6209,22 @@
           <w:rFonts w:ascii="Arial" w:cs="Arial" w:eastAsia="Arial" w:hAnsi="Arial"/>
         </w:rPr>
         <w:t xml:space="preserve">Cập nhật mẫu in của viện.</w:t>
+      </w:r>
+    </w:p>
+    <w:p>
+      <w:pPr>
+        <w:pStyle w:val="ListParagraph"/>
+        <w:numPr>
+          <w:ilvl w:val="0"/>
+          <w:numId w:val="3"/>
+        </w:numPr>
+        <w:spacing w:after="60"/>
+      </w:pPr>
+      <w:r>
+        <w:rPr>
+          <w:rFonts w:ascii="Arial" w:cs="Arial" w:eastAsia="Arial" w:hAnsi="Arial"/>
+        </w:rPr>
+        <w:t xml:space="preserve">Cấu hình HIS: thêm HIS.Desktop.Plugins.ConnectionTest vào HIS.Desktop.ApplyRestoreLayout.ModuleLinks để nhớ việc bật 2 cột người duyệt (mục 5.6).</w:t>
       </w:r>
     </w:p>
     <w:p>

--- a/docs/B_KyThuat_ConnectionTest_DuyetKetQua.docx
+++ b/docs/B_KyThuat_ConnectionTest_DuyetKetQua.docx
@@ -570,7 +570,21 @@
         <w:rPr>
           <w:rFonts w:ascii="Arial" w:cs="Arial" w:eastAsia="Arial" w:hAnsi="Arial"/>
         </w:rPr>
-        <w:t xml:space="preserve">Nút luôn hiển thị như "Duyệt KQ theo lô"; không phân quyền. 2 cột Người duyệt KQ / TG duyệt mặc định ẩn.</w:t>
+        <w:t xml:space="preserve">Bật / tắt bằng cấu hình HIS </w:t>
+      </w:r>
+      <w:r>
+        <w:rPr>
+          <w:b/>
+          <w:bCs/>
+          <w:rFonts w:ascii="Arial" w:cs="Arial" w:eastAsia="Arial" w:hAnsi="Arial"/>
+        </w:rPr>
+        <w:t xml:space="preserve">HIS.Desktop.Plugins.ConnectionTest.IsApproveResultByService</w:t>
+      </w:r>
+      <w:r>
+        <w:rPr>
+          <w:rFonts w:ascii="Arial" w:cs="Arial" w:eastAsia="Arial" w:hAnsi="Arial"/>
+        </w:rPr>
+        <w:t xml:space="preserve"> (mặc định tắt = nghiệp vụ cũ). Khi bật: nút luôn hiển thị như "Duyệt KQ theo lô"; không phân quyền. 2 cột Người duyệt KQ / TG duyệt mặc định ẩn.</w:t>
       </w:r>
     </w:p>
     <w:p>
@@ -4417,84 +4431,45 @@
       </w:pPr>
       <w:r>
         <w:rPr>
-          <w:rFonts w:ascii="Arial" w:cs="Arial" w:eastAsia="Arial" w:hAnsi="Arial"/>
-        </w:rPr>
-        <w:t xml:space="preserve">Nút </w:t>
-      </w:r>
-      <w:r>
-        <w:rPr>
-          <w:rFonts w:ascii="Consolas" w:cs="Consolas" w:eastAsia="Consolas" w:hAnsi="Consolas"/>
-          <w:color w:val="7B2C2C"/>
-          <w:sz w:val="19"/>
-          <w:szCs w:val="19"/>
-        </w:rPr>
-        <w:t xml:space="preserve">lciApproveResult</w:t>
-      </w:r>
-      <w:r>
-        <w:rPr>
-          <w:rFonts w:ascii="Arial" w:cs="Arial" w:eastAsia="Arial" w:hAnsi="Arial"/>
-        </w:rPr>
-        <w:t xml:space="preserve"> luôn </w:t>
-      </w:r>
-      <w:r>
-        <w:rPr>
-          <w:rFonts w:ascii="Consolas" w:cs="Consolas" w:eastAsia="Consolas" w:hAnsi="Consolas"/>
-          <w:color w:val="7B2C2C"/>
-          <w:sz w:val="19"/>
-          <w:szCs w:val="19"/>
-        </w:rPr>
-        <w:t xml:space="preserve">Always</w:t>
-      </w:r>
-      <w:r>
-        <w:rPr>
-          <w:rFonts w:ascii="Arial" w:cs="Arial" w:eastAsia="Arial" w:hAnsi="Arial"/>
-        </w:rPr>
-        <w:t xml:space="preserve">. 2 cột không khai báo </w:t>
-      </w:r>
-      <w:r>
-        <w:rPr>
-          <w:rFonts w:ascii="Consolas" w:cs="Consolas" w:eastAsia="Consolas" w:hAnsi="Consolas"/>
-          <w:color w:val="7B2C2C"/>
-          <w:sz w:val="19"/>
-          <w:szCs w:val="19"/>
-        </w:rPr>
-        <w:t xml:space="preserve">Visible</w:t>
-      </w:r>
-      <w:r>
-        <w:rPr>
-          <w:rFonts w:ascii="Arial" w:cs="Arial" w:eastAsia="Arial" w:hAnsi="Arial"/>
-        </w:rPr>
-        <w:t xml:space="preserve">/</w:t>
-      </w:r>
-      <w:r>
-        <w:rPr>
-          <w:rFonts w:ascii="Consolas" w:cs="Consolas" w:eastAsia="Consolas" w:hAnsi="Consolas"/>
-          <w:color w:val="7B2C2C"/>
-          <w:sz w:val="19"/>
-          <w:szCs w:val="19"/>
-        </w:rPr>
-        <w:t xml:space="preserve">VisibleIndex</w:t>
-      </w:r>
-      <w:r>
-        <w:rPr>
-          <w:rFonts w:ascii="Arial" w:cs="Arial" w:eastAsia="Arial" w:hAnsi="Arial"/>
-        </w:rPr>
-        <w:t xml:space="preserve"> (ẩn như cột "STT"), người dùng bật qua Column Chooser; ẩn/hiện lưu bởi </w:t>
-      </w:r>
-      <w:r>
-        <w:rPr>
-          <w:rFonts w:ascii="Consolas" w:cs="Consolas" w:eastAsia="Consolas" w:hAnsi="Consolas"/>
-          <w:color w:val="7B2C2C"/>
-          <w:sz w:val="19"/>
-          <w:szCs w:val="19"/>
-        </w:rPr>
-        <w:t xml:space="preserve">InitRestoreLayoutTreeListFromXml</w:t>
-      </w:r>
-      <w:r>
-        <w:rPr>
-          <w:rFonts w:ascii="Arial" w:cs="Arial" w:eastAsia="Arial" w:hAnsi="Arial"/>
-        </w:rPr>
-        <w:t xml:space="preserve">. Không phụ thuộc config LIS (môi trường không nạp được config LIS vẫn dùng được).</w:t>
+          <w:b/>
+          <w:bCs/>
+          <w:rFonts w:ascii="Arial" w:cs="Arial" w:eastAsia="Arial" w:hAnsi="Arial"/>
+        </w:rPr>
+        <w:t xml:space="preserve">Cấu hình HIS.Desktop.Plugins.ConnectionTest.IsApproveResultByService</w:t>
+      </w:r>
+      <w:r>
+        <w:rPr>
+          <w:rFonts w:ascii="Arial" w:cs="Arial" w:eastAsia="Arial" w:hAnsi="Arial"/>
+        </w:rPr>
+        <w:t xml:space="preserve"> (HisConfigCFG.IsApproveResultByService, nạp trong HisConfigCFG.LoadConfig). </w:t>
+      </w:r>
+      <w:r>
+        <w:rPr>
+          <w:b/>
+          <w:bCs/>
+          <w:rFonts w:ascii="Arial" w:cs="Arial" w:eastAsia="Arial" w:hAnsi="Arial"/>
+        </w:rPr>
+        <w:t xml:space="preserve">Khác 1 (mặc định):</w:t>
+      </w:r>
+      <w:r>
+        <w:rPr>
+          <w:rFonts w:ascii="Arial" w:cs="Arial" w:eastAsia="Arial" w:hAnsi="Arial"/>
+        </w:rPr>
+        <w:t xml:space="preserve"> lciApproveResult = Never; colResultApprover / colResultApproveTime Visible = false và OptionsColumn.ShowInCustomizationForm = false; LoadSampleServiceApprove không gọi API; UpdateApproveResultButton, btnApproveResult_Click, SyncApproveResultToTree trả về ngay → màn hình như trước khi có tính năng. </w:t>
+      </w:r>
+      <w:r>
+        <w:rPr>
+          <w:b/>
+          <w:bCs/>
+          <w:rFonts w:ascii="Arial" w:cs="Arial" w:eastAsia="Arial" w:hAnsi="Arial"/>
+        </w:rPr>
+        <w:t xml:space="preserve">= 1:</w:t>
+      </w:r>
+      <w:r>
+        <w:rPr>
+          <w:rFonts w:ascii="Arial" w:cs="Arial" w:eastAsia="Arial" w:hAnsi="Arial"/>
+        </w:rPr>
+        <w:t xml:space="preserve"> Nút lciApproveResult luôn Always. 2 cột không khai báo Visible/VisibleIndex (ẩn như cột "STT"), người dùng bật qua Column Chooser; ẩn/hiện lưu bởi InitRestoreLayoutTreeListFromXml. Không phụ thuộc config LIS (môi trường không nạp được config LIS vẫn dùng được).</w:t>
       </w:r>
     </w:p>
     <w:p>
@@ -5412,6 +5387,68 @@
                 <w:szCs w:val="20"/>
               </w:rPr>
               <w:t xml:space="preserve">Tooltip mặc định nút</w:t>
+            </w:r>
+          </w:p>
+        </w:tc>
+      </w:tr>
+      <w:tr>
+        <w:tc>
+          <w:tcPr>
+            <w:tcW w:type="dxa" w:w="3855"/>
+            <w:tcBorders>
+              <w:top w:val="single" w:color="BFBFBF" w:sz="4"/>
+              <w:left w:val="single" w:color="BFBFBF" w:sz="4"/>
+              <w:bottom w:val="single" w:color="BFBFBF" w:sz="4"/>
+              <w:right w:val="single" w:color="BFBFBF" w:sz="4"/>
+            </w:tcBorders>
+            <w:tcMar>
+              <w:top w:type="dxa" w:w="60"/>
+              <w:left w:type="dxa" w:w="100"/>
+              <w:bottom w:type="dxa" w:w="60"/>
+              <w:right w:type="dxa" w:w="100"/>
+            </w:tcMar>
+          </w:tcPr>
+          <w:p>
+            <w:pPr>
+              <w:spacing w:after="20"/>
+            </w:pPr>
+            <w:r>
+              <w:rPr>
+                <w:rFonts w:ascii="Arial" w:cs="Arial" w:eastAsia="Arial" w:hAnsi="Arial"/>
+                <w:sz w:val="20"/>
+                <w:szCs w:val="20"/>
+              </w:rPr>
+              <w:t xml:space="preserve">Config/HisConfigCFG.cs</w:t>
+            </w:r>
+          </w:p>
+        </w:tc>
+        <w:tc>
+          <w:tcPr>
+            <w:tcW w:type="dxa" w:w="5783"/>
+            <w:tcBorders>
+              <w:top w:val="single" w:color="BFBFBF" w:sz="4"/>
+              <w:left w:val="single" w:color="BFBFBF" w:sz="4"/>
+              <w:bottom w:val="single" w:color="BFBFBF" w:sz="4"/>
+              <w:right w:val="single" w:color="BFBFBF" w:sz="4"/>
+            </w:tcBorders>
+            <w:tcMar>
+              <w:top w:type="dxa" w:w="60"/>
+              <w:left w:type="dxa" w:w="100"/>
+              <w:bottom w:type="dxa" w:w="60"/>
+              <w:right w:type="dxa" w:w="100"/>
+            </w:tcMar>
+          </w:tcPr>
+          <w:p>
+            <w:pPr>
+              <w:spacing w:after="20"/>
+            </w:pPr>
+            <w:r>
+              <w:rPr>
+                <w:rFonts w:ascii="Arial" w:cs="Arial" w:eastAsia="Arial" w:hAnsi="Arial"/>
+                <w:sz w:val="20"/>
+                <w:szCs w:val="20"/>
+              </w:rPr>
+              <w:t xml:space="preserve">Key HIS.Desktop.Plugins.ConnectionTest.IsApproveResultByService → IsApproveResultByService (bật / tắt tính năng)</w:t>
             </w:r>
           </w:p>
         </w:tc>
@@ -6225,6 +6262,22 @@
           <w:rFonts w:ascii="Arial" w:cs="Arial" w:eastAsia="Arial" w:hAnsi="Arial"/>
         </w:rPr>
         <w:t xml:space="preserve">Cấu hình HIS: thêm HIS.Desktop.Plugins.ConnectionTest vào HIS.Desktop.ApplyRestoreLayout.ModuleLinks để nhớ việc bật 2 cột người duyệt (mục 5.6).</w:t>
+      </w:r>
+    </w:p>
+    <w:p>
+      <w:pPr>
+        <w:pStyle w:val="ListParagraph"/>
+        <w:numPr>
+          <w:ilvl w:val="0"/>
+          <w:numId w:val="3"/>
+        </w:numPr>
+        <w:spacing w:after="60"/>
+      </w:pPr>
+      <w:r>
+        <w:rPr>
+          <w:rFonts w:ascii="Arial" w:cs="Arial" w:eastAsia="Arial" w:hAnsi="Arial"/>
+        </w:rPr>
+        <w:t xml:space="preserve">Cấu hình HIS: chạy SQL_ConnectionTest_DuyetKetQuaTheoDichVu_Config.sql (key HIS.Desktop.Plugins.ConnectionTest.IsApproveResultByService, mặc định trống = tắt); đặt 1 cho viện dùng tính năng, đăng nhập lại HIS.</w:t>
       </w:r>
     </w:p>
     <w:p>

--- a/docs/B_KyThuat_ConnectionTest_DuyetKetQua.docx
+++ b/docs/B_KyThuat_ConnectionTest_DuyetKetQua.docx
@@ -5580,6 +5580,95 @@
     </w:tbl>
     <w:p>
       <w:pPr>
+        <w:pStyle w:val="Heading2"/>
+        <w:spacing w:before="240" w:after="120"/>
+      </w:pPr>
+      <w:r>
+        <w:rPr>
+          <w:rFonts w:ascii="Arial" w:cs="Arial" w:eastAsia="Arial" w:hAnsi="Arial"/>
+        </w:rPr>
+        <w:t xml:space="preserve">5.9 Chẩn đoán trạng thái nút (log)</w:t>
+      </w:r>
+    </w:p>
+    <w:p>
+      <w:pPr>
+        <w:pStyle w:val="ListParagraph"/>
+        <w:numPr>
+          <w:ilvl w:val="0"/>
+          <w:numId w:val="2"/>
+        </w:numPr>
+        <w:spacing w:after="60"/>
+      </w:pPr>
+      <w:r>
+        <w:rPr>
+          <w:rFonts w:ascii="Consolas" w:cs="Consolas" w:eastAsia="Consolas" w:hAnsi="Consolas"/>
+          <w:color w:val="7B2C2C"/>
+          <w:sz w:val="19"/>
+          <w:szCs w:val="19"/>
+        </w:rPr>
+        <w:t xml:space="preserve">Khi cấu hình bật, mỗi lần chọn mẫu hoặc tích / bỏ tích dịch vụ, UpdateApproveResultButton ghi </w:t>
+      </w:r>
+      <w:r>
+        <w:rPr>
+          <w:b/>
+          <w:bCs/>
+          <w:rFonts w:ascii="Consolas" w:cs="Consolas" w:eastAsia="Consolas" w:hAnsi="Consolas"/>
+          <w:color w:val="7B2C2C"/>
+          <w:sz w:val="19"/>
+          <w:szCs w:val="19"/>
+        </w:rPr>
+        <w:t xml:space="preserve">1 dòng Debug</w:t>
+      </w:r>
+      <w:r>
+        <w:rPr>
+          <w:rFonts w:ascii="Consolas" w:cs="Consolas" w:eastAsia="Consolas" w:hAnsi="Consolas"/>
+          <w:color w:val="7B2C2C"/>
+          <w:sz w:val="19"/>
+          <w:szCs w:val="19"/>
+        </w:rPr>
+        <w:t xml:space="preserve"> vào Logs\LogSystem.txt (không ghi trong vòng lặp): UpdateApproveResultButton: SAMPLE_ID=…; SAMPLE_STT_ID=…; loadedServices=…; checked=[ID:SERVICE_CODE/stt=…/noExecute=…/approved=…]; approvable=…; approved=…</w:t>
+      </w:r>
+    </w:p>
+    <w:p>
+      <w:pPr>
+        <w:pStyle w:val="ListParagraph"/>
+        <w:numPr>
+          <w:ilvl w:val="0"/>
+          <w:numId w:val="2"/>
+        </w:numPr>
+        <w:spacing w:after="60"/>
+      </w:pPr>
+      <w:r>
+        <w:rPr>
+          <w:rFonts w:ascii="Consolas" w:cs="Consolas" w:eastAsia="Consolas" w:hAnsi="Consolas"/>
+          <w:color w:val="7B2C2C"/>
+          <w:sz w:val="19"/>
+          <w:szCs w:val="19"/>
+        </w:rPr>
+        <w:t xml:space="preserve">Đọc kết quả: SAMPLE_STT_ID ∈ {1 Chưa lấy mẫu, 2 Đã lấy mẫu, 6 Từ chối} → nút mờ vì mẫu chưa chấp nhận (5 = Đã chấp nhận, 3 = Có KQ, 7 = Duyệt KQ, 4 = Trả KQ). stt dịch vụ: 1 = Chưa có KQ, 2 = Đã có KQ, 3 = Đã trả KQ — chỉ 2/3 mới duyệt được. loadedServices = 0 → api/LisSampleService/Get không trả dữ liệu (kiểm tra máy chủ LIS). checked rỗng → dịch vụ được tích không khớp SAMPLE_SERVICE_ID của dữ liệu đã nạp.</w:t>
+      </w:r>
+    </w:p>
+    <w:p>
+      <w:pPr>
+        <w:pStyle w:val="ListParagraph"/>
+        <w:numPr>
+          <w:ilvl w:val="0"/>
+          <w:numId w:val="2"/>
+        </w:numPr>
+        <w:spacing w:after="60"/>
+      </w:pPr>
+      <w:r>
+        <w:rPr>
+          <w:rFonts w:ascii="Consolas" w:cs="Consolas" w:eastAsia="Consolas" w:hAnsi="Consolas"/>
+          <w:color w:val="7B2C2C"/>
+          <w:sz w:val="19"/>
+          <w:szCs w:val="19"/>
+        </w:rPr>
+        <w:t xml:space="preserve">Cấu hình tắt → hàm trả về ngay, không ghi log. Response của API không được ghi vào log — chỉ có request (SAMPLE_ID trong tham số param, base64).</w:t>
+      </w:r>
+    </w:p>
+    <w:p>
+      <w:pPr>
         <w:pStyle w:val="Heading1"/>
         <w:spacing w:before="360" w:after="160"/>
       </w:pPr>
@@ -6181,7 +6270,7 @@
         <w:rPr>
           <w:rFonts w:ascii="Arial" w:cs="Arial" w:eastAsia="Arial" w:hAnsi="Arial"/>
         </w:rPr>
-        <w:t xml:space="preserve">Backend LIS: commit SVN, build Release, deploy (LIS.API, LIS.MANAGER, LIS.EFMODEL, LIS.SDO, LIS.LibraryMessage, LIS.LibraryEventLog).</w:t>
+        <w:t xml:space="preserve">Backend LIS: commit SVN, build cấu hình Debug như bản phát hành (LIS.API x64), deploy (LIS.API, LIS.MANAGER, LIS.EFMODEL, LIS.SDO, LIS.LibraryMessage, LIS.LibraryEventLog).</w:t>
       </w:r>
     </w:p>
     <w:p>
@@ -6278,6 +6367,140 @@
           <w:rFonts w:ascii="Arial" w:cs="Arial" w:eastAsia="Arial" w:hAnsi="Arial"/>
         </w:rPr>
         <w:t xml:space="preserve">Cấu hình HIS: chạy SQL_ConnectionTest_DuyetKetQuaTheoDichVu_Config.sql (key HIS.Desktop.Plugins.ConnectionTest.IsApproveResultByService, mặc định trống = tắt); đặt 1 cho viện dùng tính năng, đăng nhập lại HIS.</w:t>
+      </w:r>
+    </w:p>
+    <w:p>
+      <w:pPr>
+        <w:pStyle w:val="ListParagraph"/>
+        <w:numPr>
+          <w:ilvl w:val="0"/>
+          <w:numId w:val="3"/>
+        </w:numPr>
+        <w:spacing w:after="60"/>
+      </w:pPr>
+      <w:r>
+        <w:rPr>
+          <w:rFonts w:ascii="Arial" w:cs="Arial" w:eastAsia="Arial" w:hAnsi="Arial"/>
+        </w:rPr>
+        <w:t xml:space="preserve">CONFIG_CODE trong SQL cấu hình là </w:t>
+      </w:r>
+      <w:r>
+        <w:rPr>
+          <w:b/>
+          <w:bCs/>
+          <w:rFonts w:ascii="Arial" w:cs="Arial" w:eastAsia="Arial" w:hAnsi="Arial"/>
+        </w:rPr>
+        <w:t xml:space="preserve">mã tạm (01000)</w:t>
+      </w:r>
+      <w:r>
+        <w:rPr>
+          <w:rFonts w:ascii="Arial" w:cs="Arial" w:eastAsia="Arial" w:hAnsi="Arial"/>
+        </w:rPr>
+        <w:t xml:space="preserve"> — thay bằng mã kế tiếp chưa dùng trong HIS_CONFIG trước khi chạy. Đặt giá trị 1 xong, người dùng phải đăng xuất / đăng nhập lại HIS.</w:t>
+      </w:r>
+    </w:p>
+    <w:p>
+      <w:pPr>
+        <w:pStyle w:val="ListParagraph"/>
+        <w:numPr>
+          <w:ilvl w:val="0"/>
+          <w:numId w:val="3"/>
+        </w:numPr>
+        <w:spacing w:after="60"/>
+      </w:pPr>
+      <w:r>
+        <w:rPr>
+          <w:rFonts w:ascii="Arial" w:cs="Arial" w:eastAsia="Arial" w:hAnsi="Arial"/>
+        </w:rPr>
+        <w:t xml:space="preserve">Gói backend đóng sẵn: </w:t>
+      </w:r>
+      <w:r>
+        <w:rPr>
+          <w:b/>
+          <w:bCs/>
+          <w:rFonts w:ascii="Arial" w:cs="Arial" w:eastAsia="Arial" w:hAnsi="Arial"/>
+        </w:rPr>
+        <w:t xml:space="preserve">E:\Release\Backend\LIS\2.98.0x64_DuyetKQTheoDichVu</w:t>
+      </w:r>
+      <w:r>
+        <w:rPr>
+          <w:rFonts w:ascii="Arial" w:cs="Arial" w:eastAsia="Arial" w:hAnsi="Arial"/>
+        </w:rPr>
+        <w:t xml:space="preserve"> = 2.98.0x64 + 6 DLL thay thế (LIS.API, LIS.MANAGER, LIS.EFMODEL, LIS.SDO, LIS.LibraryMessage, LIS.LibraryEventLog) + SQL + README_TRIEN_KHAI.txt. Bản 2.98.0 build cấu hình Debug (LIS.API x64, .NET 4.5) — gói dùng đúng cấu hình đó. Rollback: trả lại 6 DLL của 2.98.0x64 (3 cột DB giữ nguyên không ảnh hưởng bản cũ).</w:t>
+      </w:r>
+    </w:p>
+    <w:p>
+      <w:pPr>
+        <w:pStyle w:val="ListParagraph"/>
+        <w:numPr>
+          <w:ilvl w:val="0"/>
+          <w:numId w:val="3"/>
+        </w:numPr>
+        <w:spacing w:after="60"/>
+      </w:pPr>
+      <w:r>
+        <w:rPr>
+          <w:rFonts w:ascii="Arial" w:cs="Arial" w:eastAsia="Arial" w:hAnsi="Arial"/>
+        </w:rPr>
+        <w:t xml:space="preserve">Kiểm tra máy chủ LIS đã có API mới (không cần đăng nhập): GET http://&lt;máy chủ LIS&gt;/api/LisSampleService/ApproveResult → </w:t>
+      </w:r>
+      <w:r>
+        <w:rPr>
+          <w:b/>
+          <w:bCs/>
+          <w:rFonts w:ascii="Arial" w:cs="Arial" w:eastAsia="Arial" w:hAnsi="Arial"/>
+        </w:rPr>
+        <w:t xml:space="preserve">405</w:t>
+      </w:r>
+      <w:r>
+        <w:rPr>
+          <w:rFonts w:ascii="Arial" w:cs="Arial" w:eastAsia="Arial" w:hAnsi="Arial"/>
+        </w:rPr>
+        <w:t xml:space="preserve"> = đã có (action chỉ nhận POST), </w:t>
+      </w:r>
+      <w:r>
+        <w:rPr>
+          <w:b/>
+          <w:bCs/>
+          <w:rFonts w:ascii="Arial" w:cs="Arial" w:eastAsia="Arial" w:hAnsi="Arial"/>
+        </w:rPr>
+        <w:t xml:space="preserve">404</w:t>
+      </w:r>
+      <w:r>
+        <w:rPr>
+          <w:rFonts w:ascii="Arial" w:cs="Arial" w:eastAsia="Arial" w:hAnsi="Arial"/>
+        </w:rPr>
+        <w:t xml:space="preserve"> = chưa có. Môi trường test: http://192.168.1.201:98 — đã có từ 26/10/2026.</w:t>
+      </w:r>
+    </w:p>
+    <w:p>
+      <w:pPr>
+        <w:pStyle w:val="ListParagraph"/>
+        <w:numPr>
+          <w:ilvl w:val="0"/>
+          <w:numId w:val="3"/>
+        </w:numPr>
+        <w:spacing w:after="60"/>
+      </w:pPr>
+      <w:r>
+        <w:rPr>
+          <w:rFonts w:ascii="Arial" w:cs="Arial" w:eastAsia="Arial" w:hAnsi="Arial"/>
+        </w:rPr>
+        <w:t xml:space="preserve">Source backend E:\svn\IMSys\BACKEND\LIS: </w:t>
+      </w:r>
+      <w:r>
+        <w:rPr>
+          <w:b/>
+          <w:bCs/>
+          <w:rFonts w:ascii="Arial" w:cs="Arial" w:eastAsia="Arial" w:hAnsi="Arial"/>
+        </w:rPr>
+        <w:t xml:space="preserve">chưa commit SVN</w:t>
+      </w:r>
+      <w:r>
+        <w:rPr>
+          <w:rFonts w:ascii="Arial" w:cs="Arial" w:eastAsia="Arial" w:hAnsi="Arial"/>
+        </w:rPr>
+        <w:t xml:space="preserve"> (máy dev không có svn CLI) — commit bằng TortoiseSVN theo danh sách file mục 4.3.</w:t>
       </w:r>
     </w:p>
     <w:p>
